--- a/ssw-support-templates/05_多言語通訳業務提携契約書.docx
+++ b/ssw-support-templates/05_多言語通訳業務提携契約書.docx
@@ -4,7 +4,6 @@
   <w:body>
     <w:p>
       <w:pPr>
-        <w:pStyle w:val="Heading1"/>
         <w:jc w:val="center"/>
       </w:pPr>
       <w:r>
@@ -12,2246 +11,47 @@
           <w:b/>
           <w:sz w:val="28"/>
         </w:rPr>
-        <w:t>多言語通訳業務提携契約書（草案）</w:t>
-      </w:r>
-    </w:p>
-    <w:p/>
-    <w:p>
-      <w:pPr/>
-      <w:r>
-        <w:rPr>
-          <w:i/>
-          <w:color w:val="555555"/>
-          <w:sz w:val="18"/>
-        </w:rPr>
-        <w:t>**凡例**</w:t>
-      </w:r>
-    </w:p>
-    <w:p>
-      <w:pPr/>
-      <w:r>
-        <w:rPr>
-          <w:i/>
-          <w:color w:val="555555"/>
-          <w:sz w:val="18"/>
-        </w:rPr>
-        <w:t>- `██ 固定情報 ██` … 会社マスタ（初回のみ設定）</w:t>
-      </w:r>
-    </w:p>
-    <w:p>
-      <w:pPr/>
-      <w:r>
-        <w:rPr>
-          <w:i/>
-          <w:color w:val="555555"/>
-          <w:sz w:val="18"/>
-        </w:rPr>
-        <w:t>- `[変数名]` … 契約ごとに書き換える変数</w:t>
-      </w:r>
-    </w:p>
-    <w:p>
-      <w:pPr/>
-      <w:r>
-        <w:rPr>
-          <w:i/>
-          <w:color w:val="555555"/>
-          <w:sz w:val="18"/>
-        </w:rPr>
-        <w:t>- 本書は**外部通訳者（個人・法人）との業務委託契約書**として使用する</w:t>
-      </w:r>
-    </w:p>
-    <w:p>
-      <w:pPr/>
-      <w:r>
-        <w:rPr>
-          <w:i/>
-          <w:color w:val="555555"/>
-          <w:sz w:val="18"/>
-        </w:rPr>
-        <w:t>- **注意：** 本書は草案（ドラフト）であり、締結前に必ず弁護士・行政書士による確認を推奨する</w:t>
-      </w:r>
-    </w:p>
-    <w:p>
-      <w:pPr/>
-      <w:r>
-        <w:rPr>
-          <w:i/>
-          <w:color w:val="555555"/>
-          <w:sz w:val="18"/>
-        </w:rPr>
-        <w:t>- 印紙税について：報酬額が1万円以上の継続的業務委託契約は第7号文書（4,000円）に該当する場合がある</w:t>
+        <w:t>多言語通訳業務提携契約書</w:t>
       </w:r>
     </w:p>
     <w:p/>
     <w:p>
       <w:r>
-        <w:t>────────────────────────────────────────</w:t>
-      </w:r>
-    </w:p>
-    <w:p/>
-    <w:p>
-      <w:pPr/>
-      <w:r>
         <w:rPr>
-          <w:rFonts w:ascii="Courier New" w:hAnsi="Courier New"/>
-          <w:sz w:val="18"/>
+          <w:i/>
+          <w:color w:val="666666"/>
+          <w:sz w:val="17"/>
         </w:rPr>
-        <w:t>━━━━━━━━━━━━━━━━━━━━━━━━━━━━━━━━━━━━━━━━</w:t>
+        <w:t xml:space="preserve">⚠️ 本書は草案です。締結前に弁護士・行政書士によるレビューを推奨します。  </w:t>
       </w:r>
     </w:p>
     <w:p>
-      <w:pPr/>
       <w:r>
         <w:rPr>
-          <w:rFonts w:ascii="Courier New" w:hAnsi="Courier New"/>
-          <w:sz w:val="18"/>
+          <w:i/>
+          <w:color w:val="666666"/>
+          <w:sz w:val="17"/>
         </w:rPr>
-        <w:t xml:space="preserve">              多言語通訳業務提携契約書</w:t>
-      </w:r>
-    </w:p>
-    <w:p>
-      <w:pPr/>
-      <w:r>
-        <w:rPr>
-          <w:rFonts w:ascii="Courier New" w:hAnsi="Courier New"/>
-          <w:sz w:val="18"/>
-        </w:rPr>
-        <w:t>━━━━━━━━━━━━━━━━━━━━━━━━━━━━━━━━━━━━━━━━</w:t>
-      </w:r>
-    </w:p>
-    <w:p>
-      <w:pPr/>
-    </w:p>
-    <w:p>
-      <w:pPr/>
-      <w:r>
-        <w:rPr>
-          <w:rFonts w:ascii="Courier New" w:hAnsi="Courier New"/>
-          <w:sz w:val="18"/>
-        </w:rPr>
-        <w:t>██ [自社名称]（以下「甲」という。）██ と [通訳者氏名・法人名]</w:t>
-      </w:r>
-    </w:p>
-    <w:p>
-      <w:pPr/>
-      <w:r>
-        <w:rPr>
-          <w:rFonts w:ascii="Courier New" w:hAnsi="Courier New"/>
-          <w:sz w:val="18"/>
-        </w:rPr>
-        <w:t>（以下「乙」という。）は、特定技能外国人に対する支援業務に係る</w:t>
-      </w:r>
-    </w:p>
-    <w:p>
-      <w:pPr/>
-      <w:r>
-        <w:rPr>
-          <w:rFonts w:ascii="Courier New" w:hAnsi="Courier New"/>
-          <w:sz w:val="18"/>
-        </w:rPr>
-        <w:t>通訳・翻訳業務の提供に関し、以下のとおり契約（以下「本契約」</w:t>
-      </w:r>
-    </w:p>
-    <w:p>
-      <w:pPr/>
-      <w:r>
-        <w:rPr>
-          <w:rFonts w:ascii="Courier New" w:hAnsi="Courier New"/>
-          <w:sz w:val="18"/>
-        </w:rPr>
-        <w:t>という。）を締結する。</w:t>
-      </w:r>
-    </w:p>
-    <w:p>
-      <w:pPr/>
-    </w:p>
-    <w:p>
-      <w:pPr/>
-      <w:r>
-        <w:rPr>
-          <w:rFonts w:ascii="Courier New" w:hAnsi="Courier New"/>
-          <w:sz w:val="18"/>
-        </w:rPr>
-        <w:t>━━━━━━━━━━━━━━━━━━━━━━━━━━━━━━</w:t>
-      </w:r>
-    </w:p>
-    <w:p>
-      <w:pPr/>
-      <w:r>
-        <w:rPr>
-          <w:rFonts w:ascii="Courier New" w:hAnsi="Courier New"/>
-          <w:sz w:val="18"/>
-        </w:rPr>
-        <w:t>【前文】</w:t>
-      </w:r>
-    </w:p>
-    <w:p>
-      <w:pPr/>
-      <w:r>
-        <w:rPr>
-          <w:rFonts w:ascii="Courier New" w:hAnsi="Courier New"/>
-          <w:sz w:val="18"/>
-        </w:rPr>
-        <w:t>━━━━━━━━━━━━━━━━━━━━━━━━━━━━━━</w:t>
-      </w:r>
-    </w:p>
-    <w:p>
-      <w:pPr/>
-    </w:p>
-    <w:p>
-      <w:pPr/>
-      <w:r>
-        <w:rPr>
-          <w:rFonts w:ascii="Courier New" w:hAnsi="Courier New"/>
-          <w:sz w:val="18"/>
-        </w:rPr>
-        <w:t>甲は、出入国管理及び難民認定法（昭和26年政令第319号）に基づく</w:t>
-      </w:r>
-    </w:p>
-    <w:p>
-      <w:pPr/>
-      <w:r>
-        <w:rPr>
-          <w:rFonts w:ascii="Courier New" w:hAnsi="Courier New"/>
-          <w:sz w:val="18"/>
-        </w:rPr>
-        <w:t>登録支援機関（登録番号：██ 19登－XXXXXXXX ██）として、１号特定技能</w:t>
-      </w:r>
-    </w:p>
-    <w:p>
-      <w:pPr/>
-      <w:r>
-        <w:rPr>
-          <w:rFonts w:ascii="Courier New" w:hAnsi="Courier New"/>
-          <w:sz w:val="18"/>
-        </w:rPr>
-        <w:t>外国人（以下「外国人」という。）に対する各種支援業務を実施している。</w:t>
-      </w:r>
-    </w:p>
-    <w:p>
-      <w:pPr/>
-    </w:p>
-    <w:p>
-      <w:pPr/>
-      <w:r>
-        <w:rPr>
-          <w:rFonts w:ascii="Courier New" w:hAnsi="Courier New"/>
-          <w:sz w:val="18"/>
-        </w:rPr>
-        <w:t>乙は、[対応言語]（例：ベトナム語・英語等）の通訳・翻訳に関する</w:t>
-      </w:r>
-    </w:p>
-    <w:p>
-      <w:pPr/>
-      <w:r>
-        <w:rPr>
-          <w:rFonts w:ascii="Courier New" w:hAnsi="Courier New"/>
-          <w:sz w:val="18"/>
-        </w:rPr>
-        <w:t>専門的知識・技能を有し、甲の支援業務を補助する目的で本契約を締結する。</w:t>
-      </w:r>
-    </w:p>
-    <w:p>
-      <w:pPr/>
-    </w:p>
-    <w:p>
-      <w:pPr/>
-      <w:r>
-        <w:rPr>
-          <w:rFonts w:ascii="Courier New" w:hAnsi="Courier New"/>
-          <w:sz w:val="18"/>
-        </w:rPr>
-        <w:t>━━━━━━━━━━━━━━━━━━━━━━━━━━━━━━</w:t>
-      </w:r>
-    </w:p>
-    <w:p>
-      <w:pPr/>
-      <w:r>
-        <w:rPr>
-          <w:rFonts w:ascii="Courier New" w:hAnsi="Courier New"/>
-          <w:sz w:val="18"/>
-        </w:rPr>
-        <w:t>第１条（業務の目的）</w:t>
-      </w:r>
-    </w:p>
-    <w:p>
-      <w:pPr/>
-      <w:r>
-        <w:rPr>
-          <w:rFonts w:ascii="Courier New" w:hAnsi="Courier New"/>
-          <w:sz w:val="18"/>
-        </w:rPr>
-        <w:t>━━━━━━━━━━━━━━━━━━━━━━━━━━━━━━</w:t>
-      </w:r>
-    </w:p>
-    <w:p>
-      <w:pPr/>
-    </w:p>
-    <w:p>
-      <w:pPr/>
-      <w:r>
-        <w:rPr>
-          <w:rFonts w:ascii="Courier New" w:hAnsi="Courier New"/>
-          <w:sz w:val="18"/>
-        </w:rPr>
-        <w:t>甲は乙に対し、甲が行う特定技能外国人支援業務において必要となる</w:t>
-      </w:r>
-    </w:p>
-    <w:p>
-      <w:pPr/>
-      <w:r>
-        <w:rPr>
-          <w:rFonts w:ascii="Courier New" w:hAnsi="Courier New"/>
-          <w:sz w:val="18"/>
-        </w:rPr>
-        <w:t>通訳・翻訳業務（以下「本業務」という。）の一部を委託し、</w:t>
-      </w:r>
-    </w:p>
-    <w:p>
-      <w:pPr/>
-      <w:r>
-        <w:rPr>
-          <w:rFonts w:ascii="Courier New" w:hAnsi="Courier New"/>
-          <w:sz w:val="18"/>
-        </w:rPr>
-        <w:t>乙はこれを受託する。</w:t>
-      </w:r>
-    </w:p>
-    <w:p>
-      <w:pPr/>
-    </w:p>
-    <w:p>
-      <w:pPr/>
-      <w:r>
-        <w:rPr>
-          <w:rFonts w:ascii="Courier New" w:hAnsi="Courier New"/>
-          <w:sz w:val="18"/>
-        </w:rPr>
-        <w:t>━━━━━━━━━━━━━━━━━━━━━━━━━━━━━━</w:t>
-      </w:r>
-    </w:p>
-    <w:p>
-      <w:pPr/>
-      <w:r>
-        <w:rPr>
-          <w:rFonts w:ascii="Courier New" w:hAnsi="Courier New"/>
-          <w:sz w:val="18"/>
-        </w:rPr>
-        <w:t>第２条（対応言語）</w:t>
-      </w:r>
-    </w:p>
-    <w:p>
-      <w:pPr/>
-      <w:r>
-        <w:rPr>
-          <w:rFonts w:ascii="Courier New" w:hAnsi="Courier New"/>
-          <w:sz w:val="18"/>
-        </w:rPr>
-        <w:t>━━━━━━━━━━━━━━━━━━━━━━━━━━━━━━</w:t>
-      </w:r>
-    </w:p>
-    <w:p>
-      <w:pPr/>
-    </w:p>
-    <w:p>
-      <w:pPr/>
-      <w:r>
-        <w:rPr>
-          <w:rFonts w:ascii="Courier New" w:hAnsi="Courier New"/>
-          <w:sz w:val="18"/>
-        </w:rPr>
-        <w:t>乙が本契約において対応する言語は以下のとおりとする。</w:t>
-      </w:r>
-    </w:p>
-    <w:p>
-      <w:pPr/>
-    </w:p>
-    <w:p>
-      <w:pPr/>
-      <w:r>
-        <w:rPr>
-          <w:rFonts w:ascii="Courier New" w:hAnsi="Courier New"/>
-          <w:sz w:val="18"/>
-        </w:rPr>
-        <w:t xml:space="preserve">  対応言語（複数可）：[対応言語リスト]</w:t>
-      </w:r>
-    </w:p>
-    <w:p>
-      <w:pPr/>
-      <w:r>
-        <w:rPr>
-          <w:rFonts w:ascii="Courier New" w:hAnsi="Courier New"/>
-          <w:sz w:val="18"/>
-        </w:rPr>
-        <w:t xml:space="preserve">  　　（例：① ベトナム語（日本語との双方向）</w:t>
-      </w:r>
-    </w:p>
-    <w:p>
-      <w:pPr/>
-      <w:r>
-        <w:rPr>
-          <w:rFonts w:ascii="Courier New" w:hAnsi="Courier New"/>
-          <w:sz w:val="18"/>
-        </w:rPr>
-        <w:t xml:space="preserve">              ② 英語（日本語との双方向）  等）</w:t>
-      </w:r>
-    </w:p>
-    <w:p>
-      <w:pPr/>
-    </w:p>
-    <w:p>
-      <w:pPr/>
-      <w:r>
-        <w:rPr>
-          <w:rFonts w:ascii="Courier New" w:hAnsi="Courier New"/>
-          <w:sz w:val="18"/>
-        </w:rPr>
-        <w:t>━━━━━━━━━━━━━━━━━━━━━━━━━━━━━━</w:t>
-      </w:r>
-    </w:p>
-    <w:p>
-      <w:pPr/>
-      <w:r>
-        <w:rPr>
-          <w:rFonts w:ascii="Courier New" w:hAnsi="Courier New"/>
-          <w:sz w:val="18"/>
-        </w:rPr>
-        <w:t>第３条（業務の内容）</w:t>
-      </w:r>
-    </w:p>
-    <w:p>
-      <w:pPr/>
-      <w:r>
-        <w:rPr>
-          <w:rFonts w:ascii="Courier New" w:hAnsi="Courier New"/>
-          <w:sz w:val="18"/>
-        </w:rPr>
-        <w:t>━━━━━━━━━━━━━━━━━━━━━━━━━━━━━━</w:t>
-      </w:r>
-    </w:p>
-    <w:p>
-      <w:pPr/>
-    </w:p>
-    <w:p>
-      <w:pPr/>
-      <w:r>
-        <w:rPr>
-          <w:rFonts w:ascii="Courier New" w:hAnsi="Courier New"/>
-          <w:sz w:val="18"/>
-        </w:rPr>
-        <w:t>乙が甲から受託する本業務の内容は以下のとおりとする。</w:t>
-      </w:r>
-    </w:p>
-    <w:p>
-      <w:pPr/>
-    </w:p>
-    <w:p>
-      <w:pPr/>
-      <w:r>
-        <w:rPr>
-          <w:rFonts w:ascii="Courier New" w:hAnsi="Courier New"/>
-          <w:sz w:val="18"/>
-        </w:rPr>
-        <w:t xml:space="preserve">  １．口頭通訳業務</w:t>
-      </w:r>
-    </w:p>
-    <w:p>
-      <w:pPr/>
-      <w:r>
-        <w:rPr>
-          <w:rFonts w:ascii="Courier New" w:hAnsi="Courier New"/>
-          <w:sz w:val="18"/>
-        </w:rPr>
-        <w:t xml:space="preserve">      ①  事前ガイダンスの実施に係る通訳</w:t>
-      </w:r>
-    </w:p>
-    <w:p>
-      <w:pPr/>
-      <w:r>
-        <w:rPr>
-          <w:rFonts w:ascii="Courier New" w:hAnsi="Courier New"/>
-          <w:sz w:val="18"/>
-        </w:rPr>
-        <w:t xml:space="preserve">      ②  生活オリエンテーションの実施に係る通訳</w:t>
-      </w:r>
-    </w:p>
-    <w:p>
-      <w:pPr/>
-      <w:r>
-        <w:rPr>
-          <w:rFonts w:ascii="Courier New" w:hAnsi="Courier New"/>
-          <w:sz w:val="18"/>
-        </w:rPr>
-        <w:t xml:space="preserve">      ③  定期面談（参考様式第４－３号・第４－４号に係る面談）の通訳</w:t>
-      </w:r>
-    </w:p>
-    <w:p>
-      <w:pPr/>
-      <w:r>
-        <w:rPr>
-          <w:rFonts w:ascii="Courier New" w:hAnsi="Courier New"/>
-          <w:sz w:val="18"/>
-        </w:rPr>
-        <w:t xml:space="preserve">      ④  相談・苦情対応に係る通訳</w:t>
-      </w:r>
-    </w:p>
-    <w:p>
-      <w:pPr/>
-      <w:r>
-        <w:rPr>
-          <w:rFonts w:ascii="Courier New" w:hAnsi="Courier New"/>
-          <w:sz w:val="18"/>
-        </w:rPr>
-        <w:t xml:space="preserve">      ⑤  公的手続き同行時の通訳</w:t>
-      </w:r>
-    </w:p>
-    <w:p>
-      <w:pPr/>
-      <w:r>
-        <w:rPr>
-          <w:rFonts w:ascii="Courier New" w:hAnsi="Courier New"/>
-          <w:sz w:val="18"/>
-        </w:rPr>
-        <w:t xml:space="preserve">      ⑥  受入機関との協議・連絡に係る通訳</w:t>
-      </w:r>
-    </w:p>
-    <w:p>
-      <w:pPr/>
-      <w:r>
-        <w:rPr>
-          <w:rFonts w:ascii="Courier New" w:hAnsi="Courier New"/>
-          <w:sz w:val="18"/>
-        </w:rPr>
-        <w:t xml:space="preserve">      ⑦  その他甲が必要と認める口頭通訳</w:t>
-      </w:r>
-    </w:p>
-    <w:p>
-      <w:pPr/>
-    </w:p>
-    <w:p>
-      <w:pPr/>
-      <w:r>
-        <w:rPr>
-          <w:rFonts w:ascii="Courier New" w:hAnsi="Courier New"/>
-          <w:sz w:val="18"/>
-        </w:rPr>
-        <w:t xml:space="preserve">  ２．文書翻訳業務</w:t>
-      </w:r>
-    </w:p>
-    <w:p>
-      <w:pPr/>
-      <w:r>
-        <w:rPr>
-          <w:rFonts w:ascii="Courier New" w:hAnsi="Courier New"/>
-          <w:sz w:val="18"/>
-        </w:rPr>
-        <w:t xml:space="preserve">      ①  雇用契約書・就業規則の説明用翻訳文の作成</w:t>
-      </w:r>
-    </w:p>
-    <w:p>
-      <w:pPr/>
-      <w:r>
-        <w:rPr>
-          <w:rFonts w:ascii="Courier New" w:hAnsi="Courier New"/>
-          <w:sz w:val="18"/>
-        </w:rPr>
-        <w:t xml:space="preserve">      ②  支援計画書の多言語版の作成補助</w:t>
-      </w:r>
-    </w:p>
-    <w:p>
-      <w:pPr/>
-      <w:r>
-        <w:rPr>
-          <w:rFonts w:ascii="Courier New" w:hAnsi="Courier New"/>
-          <w:sz w:val="18"/>
-        </w:rPr>
-        <w:t xml:space="preserve">      ③  生活案内資料等の翻訳</w:t>
-      </w:r>
-    </w:p>
-    <w:p>
-      <w:pPr/>
-      <w:r>
-        <w:rPr>
-          <w:rFonts w:ascii="Courier New" w:hAnsi="Courier New"/>
-          <w:sz w:val="18"/>
-        </w:rPr>
-        <w:t xml:space="preserve">      ④  外国人からの書面相談への翻訳対応</w:t>
-      </w:r>
-    </w:p>
-    <w:p>
-      <w:pPr/>
-      <w:r>
-        <w:rPr>
-          <w:rFonts w:ascii="Courier New" w:hAnsi="Courier New"/>
-          <w:sz w:val="18"/>
-        </w:rPr>
-        <w:t xml:space="preserve">      ⑤  その他甲が必要と認める文書翻訳</w:t>
-      </w:r>
-    </w:p>
-    <w:p>
-      <w:pPr/>
-    </w:p>
-    <w:p>
-      <w:pPr/>
-      <w:r>
-        <w:rPr>
-          <w:rFonts w:ascii="Courier New" w:hAnsi="Courier New"/>
-          <w:sz w:val="18"/>
-        </w:rPr>
-        <w:t xml:space="preserve">  ３．緊急対応業務</w:t>
-      </w:r>
-    </w:p>
-    <w:p>
-      <w:pPr/>
-      <w:r>
-        <w:rPr>
-          <w:rFonts w:ascii="Courier New" w:hAnsi="Courier New"/>
-          <w:sz w:val="18"/>
-        </w:rPr>
-        <w:t xml:space="preserve">      ①  外国人からの緊急相談・連絡に係る通訳</w:t>
-      </w:r>
-    </w:p>
-    <w:p>
-      <w:pPr/>
-      <w:r>
-        <w:rPr>
-          <w:rFonts w:ascii="Courier New" w:hAnsi="Courier New"/>
-          <w:sz w:val="18"/>
-        </w:rPr>
-        <w:t xml:space="preserve">         （対応可能時間：[緊急対応可能時間]、例：平日9:00〜18:00）</w:t>
-      </w:r>
-    </w:p>
-    <w:p>
-      <w:pPr/>
-    </w:p>
-    <w:p>
-      <w:pPr/>
-      <w:r>
-        <w:rPr>
-          <w:rFonts w:ascii="Courier New" w:hAnsi="Courier New"/>
-          <w:sz w:val="18"/>
-        </w:rPr>
-        <w:t>━━━━━━━━━━━━━━━━━━━━━━━━━━━━━━</w:t>
-      </w:r>
-    </w:p>
-    <w:p>
-      <w:pPr/>
-      <w:r>
-        <w:rPr>
-          <w:rFonts w:ascii="Courier New" w:hAnsi="Courier New"/>
-          <w:sz w:val="18"/>
-        </w:rPr>
-        <w:t>第４条（業務の依頼方法）</w:t>
-      </w:r>
-    </w:p>
-    <w:p>
-      <w:pPr/>
-      <w:r>
-        <w:rPr>
-          <w:rFonts w:ascii="Courier New" w:hAnsi="Courier New"/>
-          <w:sz w:val="18"/>
-        </w:rPr>
-        <w:t>━━━━━━━━━━━━━━━━━━━━━━━━━━━━━━</w:t>
-      </w:r>
-    </w:p>
-    <w:p>
-      <w:pPr/>
-    </w:p>
-    <w:p>
-      <w:pPr/>
-      <w:r>
-        <w:rPr>
-          <w:rFonts w:ascii="Courier New" w:hAnsi="Courier New"/>
-          <w:sz w:val="18"/>
-        </w:rPr>
-        <w:t>１．甲は乙に対し、原則として業務実施予定日の [事前通知日数]</w:t>
-      </w:r>
-    </w:p>
-    <w:p>
-      <w:pPr/>
-      <w:r>
-        <w:rPr>
-          <w:rFonts w:ascii="Courier New" w:hAnsi="Courier New"/>
-          <w:sz w:val="18"/>
-        </w:rPr>
-        <w:t xml:space="preserve">    （例：3営業日）前までに、書面またはメールにより業務の内容・</w:t>
-      </w:r>
-    </w:p>
-    <w:p>
-      <w:pPr/>
-      <w:r>
-        <w:rPr>
-          <w:rFonts w:ascii="Courier New" w:hAnsi="Courier New"/>
-          <w:sz w:val="18"/>
-        </w:rPr>
-        <w:t xml:space="preserve">    日時・場所・対象言語等を通知するものとする。</w:t>
-      </w:r>
-    </w:p>
-    <w:p>
-      <w:pPr/>
-    </w:p>
-    <w:p>
-      <w:pPr/>
-      <w:r>
-        <w:rPr>
-          <w:rFonts w:ascii="Courier New" w:hAnsi="Courier New"/>
-          <w:sz w:val="18"/>
-        </w:rPr>
-        <w:t>２．緊急対応が必要な場合は、電話による依頼を可能とし、</w:t>
-      </w:r>
-    </w:p>
-    <w:p>
-      <w:pPr/>
-      <w:r>
-        <w:rPr>
-          <w:rFonts w:ascii="Courier New" w:hAnsi="Courier New"/>
-          <w:sz w:val="18"/>
-        </w:rPr>
-        <w:t xml:space="preserve">    事後に書面にて確認するものとする。</w:t>
-      </w:r>
-    </w:p>
-    <w:p>
-      <w:pPr/>
-    </w:p>
-    <w:p>
-      <w:pPr/>
-      <w:r>
-        <w:rPr>
-          <w:rFonts w:ascii="Courier New" w:hAnsi="Courier New"/>
-          <w:sz w:val="18"/>
-        </w:rPr>
-        <w:t>３．乙は依頼を受けた場合、[返答期限]（例：24時間）以内に</w:t>
-      </w:r>
-    </w:p>
-    <w:p>
-      <w:pPr/>
-      <w:r>
-        <w:rPr>
-          <w:rFonts w:ascii="Courier New" w:hAnsi="Courier New"/>
-          <w:sz w:val="18"/>
-        </w:rPr>
-        <w:t xml:space="preserve">    受諾・辞退の旨を甲に通知するものとする。</w:t>
-      </w:r>
-    </w:p>
-    <w:p>
-      <w:pPr/>
-    </w:p>
-    <w:p>
-      <w:pPr/>
-      <w:r>
-        <w:rPr>
-          <w:rFonts w:ascii="Courier New" w:hAnsi="Courier New"/>
-          <w:sz w:val="18"/>
-        </w:rPr>
-        <w:t>━━━━━━━━━━━━━━━━━━━━━━━━━━━━━━</w:t>
-      </w:r>
-    </w:p>
-    <w:p>
-      <w:pPr/>
-      <w:r>
-        <w:rPr>
-          <w:rFonts w:ascii="Courier New" w:hAnsi="Courier New"/>
-          <w:sz w:val="18"/>
-        </w:rPr>
-        <w:t>第５条（報酬・費用）</w:t>
-      </w:r>
-    </w:p>
-    <w:p>
-      <w:pPr/>
-      <w:r>
-        <w:rPr>
-          <w:rFonts w:ascii="Courier New" w:hAnsi="Courier New"/>
-          <w:sz w:val="18"/>
-        </w:rPr>
-        <w:t>━━━━━━━━━━━━━━━━━━━━━━━━━━━━━━</w:t>
-      </w:r>
-    </w:p>
-    <w:p>
-      <w:pPr/>
-    </w:p>
-    <w:p>
-      <w:pPr/>
-      <w:r>
-        <w:rPr>
-          <w:rFonts w:ascii="Courier New" w:hAnsi="Courier New"/>
-          <w:sz w:val="18"/>
-        </w:rPr>
-        <w:t>１．甲は乙に対し、本業務の対価として以下の報酬を支払うものとする。</w:t>
-      </w:r>
-    </w:p>
-    <w:p>
-      <w:pPr/>
-    </w:p>
-    <w:p>
-      <w:pPr/>
-      <w:r>
-        <w:rPr>
-          <w:rFonts w:ascii="Courier New" w:hAnsi="Courier New"/>
-          <w:sz w:val="18"/>
-        </w:rPr>
-        <w:t xml:space="preserve">  【口頭通訳】</w:t>
-      </w:r>
-    </w:p>
-    <w:p>
-      <w:pPr/>
-      <w:r>
-        <w:rPr>
-          <w:rFonts w:ascii="Courier New" w:hAnsi="Courier New"/>
-          <w:sz w:val="18"/>
-        </w:rPr>
-        <w:t xml:space="preserve">  ┌────────────────────────────────────────┐</w:t>
-      </w:r>
-    </w:p>
-    <w:p>
-      <w:pPr/>
-      <w:r>
-        <w:rPr>
-          <w:rFonts w:ascii="Courier New" w:hAnsi="Courier New"/>
-          <w:sz w:val="18"/>
-        </w:rPr>
-        <w:t xml:space="preserve">  │ 区分         │ 単価           │ 備考                     │</w:t>
-      </w:r>
-    </w:p>
-    <w:p>
-      <w:pPr/>
-      <w:r>
-        <w:rPr>
-          <w:rFonts w:ascii="Courier New" w:hAnsi="Courier New"/>
-          <w:sz w:val="18"/>
-        </w:rPr>
-        <w:t xml:space="preserve">  ├────────────────────────────────────────┤</w:t>
-      </w:r>
-    </w:p>
-    <w:p>
-      <w:pPr/>
-      <w:r>
-        <w:rPr>
-          <w:rFonts w:ascii="Courier New" w:hAnsi="Courier New"/>
-          <w:sz w:val="18"/>
-        </w:rPr>
-        <w:t xml:space="preserve">  │ 対面通訳     │ [対面単価]/時間 │ 最低 [最低時間] 時間保証 │</w:t>
-      </w:r>
-    </w:p>
-    <w:p>
-      <w:pPr/>
-      <w:r>
-        <w:rPr>
-          <w:rFonts w:ascii="Courier New" w:hAnsi="Courier New"/>
-          <w:sz w:val="18"/>
-        </w:rPr>
-        <w:t xml:space="preserve">  │ オンライン通訳│ [オンライン単価]/時間│ 同上              │</w:t>
-      </w:r>
-    </w:p>
-    <w:p>
-      <w:pPr/>
-      <w:r>
-        <w:rPr>
-          <w:rFonts w:ascii="Courier New" w:hAnsi="Courier New"/>
-          <w:sz w:val="18"/>
-        </w:rPr>
-        <w:t xml:space="preserve">  │ 電話通訳     │ [電話単価]/回  │ [電話通話上限] 分まで    │</w:t>
-      </w:r>
-    </w:p>
-    <w:p>
-      <w:pPr/>
-      <w:r>
-        <w:rPr>
-          <w:rFonts w:ascii="Courier New" w:hAnsi="Courier New"/>
-          <w:sz w:val="18"/>
-        </w:rPr>
-        <w:t xml:space="preserve">  └────────────────────────────────────────┘</w:t>
-      </w:r>
-    </w:p>
-    <w:p>
-      <w:pPr/>
-    </w:p>
-    <w:p>
-      <w:pPr/>
-      <w:r>
-        <w:rPr>
-          <w:rFonts w:ascii="Courier New" w:hAnsi="Courier New"/>
-          <w:sz w:val="18"/>
-        </w:rPr>
-        <w:t xml:space="preserve">  【文書翻訳】</w:t>
-      </w:r>
-    </w:p>
-    <w:p>
-      <w:pPr/>
-      <w:r>
-        <w:rPr>
-          <w:rFonts w:ascii="Courier New" w:hAnsi="Courier New"/>
-          <w:sz w:val="18"/>
-        </w:rPr>
-        <w:t xml:space="preserve">  ┌────────────────────────────────────────┐</w:t>
-      </w:r>
-    </w:p>
-    <w:p>
-      <w:pPr/>
-      <w:r>
-        <w:rPr>
-          <w:rFonts w:ascii="Courier New" w:hAnsi="Courier New"/>
-          <w:sz w:val="18"/>
-        </w:rPr>
-        <w:t xml:space="preserve">  │ 区分         │ 単価           │ 備考                     │</w:t>
-      </w:r>
-    </w:p>
-    <w:p>
-      <w:pPr/>
-      <w:r>
-        <w:rPr>
-          <w:rFonts w:ascii="Courier New" w:hAnsi="Courier New"/>
-          <w:sz w:val="18"/>
-        </w:rPr>
-        <w:t xml:space="preserve">  ├────────────────────────────────────────┤</w:t>
-      </w:r>
-    </w:p>
-    <w:p>
-      <w:pPr/>
-      <w:r>
-        <w:rPr>
-          <w:rFonts w:ascii="Courier New" w:hAnsi="Courier New"/>
-          <w:sz w:val="18"/>
-        </w:rPr>
-        <w:t xml:space="preserve">  │ 翻訳（日→外）│ [翻訳単価_A]/字 │ 原文日本語文字数基準     │</w:t>
-      </w:r>
-    </w:p>
-    <w:p>
-      <w:pPr/>
-      <w:r>
-        <w:rPr>
-          <w:rFonts w:ascii="Courier New" w:hAnsi="Courier New"/>
-          <w:sz w:val="18"/>
-        </w:rPr>
-        <w:t xml:space="preserve">  │ 翻訳（外→日）│ [翻訳単価_B]/字 │ 原文外国語文字数基準     │</w:t>
-      </w:r>
-    </w:p>
-    <w:p>
-      <w:pPr/>
-      <w:r>
-        <w:rPr>
-          <w:rFonts w:ascii="Courier New" w:hAnsi="Courier New"/>
-          <w:sz w:val="18"/>
-        </w:rPr>
-        <w:t xml:space="preserve">  └────────────────────────────────────────┘</w:t>
-      </w:r>
-    </w:p>
-    <w:p>
-      <w:pPr/>
-    </w:p>
-    <w:p>
-      <w:pPr/>
-      <w:r>
-        <w:rPr>
-          <w:rFonts w:ascii="Courier New" w:hAnsi="Courier New"/>
-          <w:sz w:val="18"/>
-        </w:rPr>
-        <w:t>２．上記報酬には消費税を含まない（別途消費税を加算する）。</w:t>
-      </w:r>
-    </w:p>
-    <w:p>
-      <w:pPr/>
-    </w:p>
-    <w:p>
-      <w:pPr/>
-      <w:r>
-        <w:rPr>
-          <w:rFonts w:ascii="Courier New" w:hAnsi="Courier New"/>
-          <w:sz w:val="18"/>
-        </w:rPr>
-        <w:t>３．交通費等の実費が発生する場合は、甲乙協議のうえ別途精算する。</w:t>
-      </w:r>
-    </w:p>
-    <w:p>
-      <w:pPr/>
-      <w:r>
-        <w:rPr>
-          <w:rFonts w:ascii="Courier New" w:hAnsi="Courier New"/>
-          <w:sz w:val="18"/>
-        </w:rPr>
-        <w:t xml:space="preserve">    ただし、公共交通機関利用分に限り、実費を [交通費上限] 円を</w:t>
-      </w:r>
-    </w:p>
-    <w:p>
-      <w:pPr/>
-      <w:r>
-        <w:rPr>
-          <w:rFonts w:ascii="Courier New" w:hAnsi="Courier New"/>
-          <w:sz w:val="18"/>
-        </w:rPr>
-        <w:t xml:space="preserve">    上限として甲が負担するものとする。</w:t>
-      </w:r>
-    </w:p>
-    <w:p>
-      <w:pPr/>
-    </w:p>
-    <w:p>
-      <w:pPr/>
-      <w:r>
-        <w:rPr>
-          <w:rFonts w:ascii="Courier New" w:hAnsi="Courier New"/>
-          <w:sz w:val="18"/>
-        </w:rPr>
-        <w:t>４．甲は乙に対し、毎月末締め、翌月 [支払日]（例：末日）支払いの</w:t>
-      </w:r>
-    </w:p>
-    <w:p>
-      <w:pPr/>
-      <w:r>
-        <w:rPr>
-          <w:rFonts w:ascii="Courier New" w:hAnsi="Courier New"/>
-          <w:sz w:val="18"/>
-        </w:rPr>
-        <w:t xml:space="preserve">    方法で報酬を支払うものとする。振込手数料は甲が負担する。</w:t>
-      </w:r>
-    </w:p>
-    <w:p>
-      <w:pPr/>
-      <w:r>
-        <w:rPr>
-          <w:rFonts w:ascii="Courier New" w:hAnsi="Courier New"/>
-          <w:sz w:val="18"/>
-        </w:rPr>
-        <w:t xml:space="preserve">    支払口座は以下のとおりとする。</w:t>
-      </w:r>
-    </w:p>
-    <w:p>
-      <w:pPr/>
-      <w:r>
-        <w:rPr>
-          <w:rFonts w:ascii="Courier New" w:hAnsi="Courier New"/>
-          <w:sz w:val="18"/>
-        </w:rPr>
-        <w:t xml:space="preserve">    </w:t>
-      </w:r>
-    </w:p>
-    <w:p>
-      <w:pPr/>
-      <w:r>
-        <w:rPr>
-          <w:rFonts w:ascii="Courier New" w:hAnsi="Courier New"/>
-          <w:sz w:val="18"/>
-        </w:rPr>
-        <w:t xml:space="preserve">    金融機関名：[金融機関名]</w:t>
-      </w:r>
-    </w:p>
-    <w:p>
-      <w:pPr/>
-      <w:r>
-        <w:rPr>
-          <w:rFonts w:ascii="Courier New" w:hAnsi="Courier New"/>
-          <w:sz w:val="18"/>
-        </w:rPr>
-        <w:t xml:space="preserve">    口座種別  ：[口座種別]</w:t>
-      </w:r>
-    </w:p>
-    <w:p>
-      <w:pPr/>
-      <w:r>
-        <w:rPr>
-          <w:rFonts w:ascii="Courier New" w:hAnsi="Courier New"/>
-          <w:sz w:val="18"/>
-        </w:rPr>
-        <w:t xml:space="preserve">    口座番号  ：[口座番号]</w:t>
-      </w:r>
-    </w:p>
-    <w:p>
-      <w:pPr/>
-      <w:r>
-        <w:rPr>
-          <w:rFonts w:ascii="Courier New" w:hAnsi="Courier New"/>
-          <w:sz w:val="18"/>
-        </w:rPr>
-        <w:t xml:space="preserve">    口座名義  ：[口座名義]</w:t>
-      </w:r>
-    </w:p>
-    <w:p>
-      <w:pPr/>
-    </w:p>
-    <w:p>
-      <w:pPr/>
-      <w:r>
-        <w:rPr>
-          <w:rFonts w:ascii="Courier New" w:hAnsi="Courier New"/>
-          <w:sz w:val="18"/>
-        </w:rPr>
-        <w:t>━━━━━━━━━━━━━━━━━━━━━━━━━━━━━━</w:t>
-      </w:r>
-    </w:p>
-    <w:p>
-      <w:pPr/>
-      <w:r>
-        <w:rPr>
-          <w:rFonts w:ascii="Courier New" w:hAnsi="Courier New"/>
-          <w:sz w:val="18"/>
-        </w:rPr>
-        <w:t>第６条（業務従事にあたっての遵守事項）</w:t>
-      </w:r>
-    </w:p>
-    <w:p>
-      <w:pPr/>
-      <w:r>
-        <w:rPr>
-          <w:rFonts w:ascii="Courier New" w:hAnsi="Courier New"/>
-          <w:sz w:val="18"/>
-        </w:rPr>
-        <w:t>━━━━━━━━━━━━━━━━━━━━━━━━━━━━━━</w:t>
-      </w:r>
-    </w:p>
-    <w:p>
-      <w:pPr/>
-    </w:p>
-    <w:p>
-      <w:pPr/>
-      <w:r>
-        <w:rPr>
-          <w:rFonts w:ascii="Courier New" w:hAnsi="Courier New"/>
-          <w:sz w:val="18"/>
-        </w:rPr>
-        <w:t>乙は、本業務の遂行にあたり、以下の事項を遵守するものとする。</w:t>
-      </w:r>
-    </w:p>
-    <w:p>
-      <w:pPr/>
-    </w:p>
-    <w:p>
-      <w:pPr/>
-      <w:r>
-        <w:rPr>
-          <w:rFonts w:ascii="Courier New" w:hAnsi="Courier New"/>
-          <w:sz w:val="18"/>
-        </w:rPr>
-        <w:t xml:space="preserve">  ①  出入国管理及び難民認定法その他関係法令に違反しないこと</w:t>
-      </w:r>
-    </w:p>
-    <w:p>
-      <w:pPr/>
-      <w:r>
-        <w:rPr>
-          <w:rFonts w:ascii="Courier New" w:hAnsi="Courier New"/>
-          <w:sz w:val="18"/>
-        </w:rPr>
-        <w:t xml:space="preserve">  ②  通訳・翻訳の内容を改ざん・省略・意図的に歪曲しないこと</w:t>
-      </w:r>
-    </w:p>
-    <w:p>
-      <w:pPr/>
-      <w:r>
-        <w:rPr>
-          <w:rFonts w:ascii="Courier New" w:hAnsi="Courier New"/>
-          <w:sz w:val="18"/>
-        </w:rPr>
-        <w:t xml:space="preserve">  ③  外国人の心情や立場に配慮した対応を行うこと</w:t>
-      </w:r>
-    </w:p>
-    <w:p>
-      <w:pPr/>
-      <w:r>
-        <w:rPr>
-          <w:rFonts w:ascii="Courier New" w:hAnsi="Courier New"/>
-          <w:sz w:val="18"/>
-        </w:rPr>
-        <w:t xml:space="preserve">  ④  甲の指示・方針に従い、中立的な立場で業務を行うこと</w:t>
-      </w:r>
-    </w:p>
-    <w:p>
-      <w:pPr/>
-      <w:r>
-        <w:rPr>
-          <w:rFonts w:ascii="Courier New" w:hAnsi="Courier New"/>
-          <w:sz w:val="18"/>
-        </w:rPr>
-        <w:t xml:space="preserve">  ⑤  業務の品質を一定水準以上に保つよう努めること</w:t>
-      </w:r>
-    </w:p>
-    <w:p>
-      <w:pPr/>
-      <w:r>
-        <w:rPr>
-          <w:rFonts w:ascii="Courier New" w:hAnsi="Courier New"/>
-          <w:sz w:val="18"/>
-        </w:rPr>
-        <w:t xml:space="preserve">  ⑥  不明点・困難な事項が生じた場合は速やかに甲に報告すること</w:t>
-      </w:r>
-    </w:p>
-    <w:p>
-      <w:pPr/>
-    </w:p>
-    <w:p>
-      <w:pPr/>
-      <w:r>
-        <w:rPr>
-          <w:rFonts w:ascii="Courier New" w:hAnsi="Courier New"/>
-          <w:sz w:val="18"/>
-        </w:rPr>
-        <w:t>━━━━━━━━━━━━━━━━━━━━━━━━━━━━━━</w:t>
-      </w:r>
-    </w:p>
-    <w:p>
-      <w:pPr/>
-      <w:r>
-        <w:rPr>
-          <w:rFonts w:ascii="Courier New" w:hAnsi="Courier New"/>
-          <w:sz w:val="18"/>
-        </w:rPr>
-        <w:t>第７条（秘密保持）</w:t>
-      </w:r>
-    </w:p>
-    <w:p>
-      <w:pPr/>
-      <w:r>
-        <w:rPr>
-          <w:rFonts w:ascii="Courier New" w:hAnsi="Courier New"/>
-          <w:sz w:val="18"/>
-        </w:rPr>
-        <w:t>━━━━━━━━━━━━━━━━━━━━━━━━━━━━━━</w:t>
-      </w:r>
-    </w:p>
-    <w:p>
-      <w:pPr/>
-    </w:p>
-    <w:p>
-      <w:pPr/>
-      <w:r>
-        <w:rPr>
-          <w:rFonts w:ascii="Courier New" w:hAnsi="Courier New"/>
-          <w:sz w:val="18"/>
-        </w:rPr>
-        <w:t>１．乙は、本業務の遂行を通じて知り得た外国人の個人情報、</w:t>
-      </w:r>
-    </w:p>
-    <w:p>
-      <w:pPr/>
-      <w:r>
-        <w:rPr>
-          <w:rFonts w:ascii="Courier New" w:hAnsi="Courier New"/>
-          <w:sz w:val="18"/>
-        </w:rPr>
-        <w:t xml:space="preserve">    受入機関の業務情報、甲の営業情報その他一切の情報（以下</w:t>
-      </w:r>
-    </w:p>
-    <w:p>
-      <w:pPr/>
-      <w:r>
-        <w:rPr>
-          <w:rFonts w:ascii="Courier New" w:hAnsi="Courier New"/>
-          <w:sz w:val="18"/>
-        </w:rPr>
-        <w:t xml:space="preserve">    「秘密情報」という。）を、甲の事前の書面による承諾なく、</w:t>
-      </w:r>
-    </w:p>
-    <w:p>
-      <w:pPr/>
-      <w:r>
-        <w:rPr>
-          <w:rFonts w:ascii="Courier New" w:hAnsi="Courier New"/>
-          <w:sz w:val="18"/>
-        </w:rPr>
-        <w:t xml:space="preserve">    第三者に開示・漏洩してはならない。</w:t>
-      </w:r>
-    </w:p>
-    <w:p>
-      <w:pPr/>
-    </w:p>
-    <w:p>
-      <w:pPr/>
-      <w:r>
-        <w:rPr>
-          <w:rFonts w:ascii="Courier New" w:hAnsi="Courier New"/>
-          <w:sz w:val="18"/>
-        </w:rPr>
-        <w:t>２．本条の義務は、本契約終了後 [秘密保持期間]（例：3年間）も</w:t>
-      </w:r>
-    </w:p>
-    <w:p>
-      <w:pPr/>
-      <w:r>
-        <w:rPr>
-          <w:rFonts w:ascii="Courier New" w:hAnsi="Courier New"/>
-          <w:sz w:val="18"/>
-        </w:rPr>
-        <w:t xml:space="preserve">    存続するものとする。</w:t>
-      </w:r>
-    </w:p>
-    <w:p>
-      <w:pPr/>
-    </w:p>
-    <w:p>
-      <w:pPr/>
-      <w:r>
-        <w:rPr>
-          <w:rFonts w:ascii="Courier New" w:hAnsi="Courier New"/>
-          <w:sz w:val="18"/>
-        </w:rPr>
-        <w:t>３．乙が本条に違反した場合、甲が被った損害を賠償する責任を負う。</w:t>
-      </w:r>
-    </w:p>
-    <w:p>
-      <w:pPr/>
-    </w:p>
-    <w:p>
-      <w:pPr/>
-      <w:r>
-        <w:rPr>
-          <w:rFonts w:ascii="Courier New" w:hAnsi="Courier New"/>
-          <w:sz w:val="18"/>
-        </w:rPr>
-        <w:t>━━━━━━━━━━━━━━━━━━━━━━━━━━━━━━</w:t>
-      </w:r>
-    </w:p>
-    <w:p>
-      <w:pPr/>
-      <w:r>
-        <w:rPr>
-          <w:rFonts w:ascii="Courier New" w:hAnsi="Courier New"/>
-          <w:sz w:val="18"/>
-        </w:rPr>
-        <w:t>第８条（個人情報の取扱い）</w:t>
-      </w:r>
-    </w:p>
-    <w:p>
-      <w:pPr/>
-      <w:r>
-        <w:rPr>
-          <w:rFonts w:ascii="Courier New" w:hAnsi="Courier New"/>
-          <w:sz w:val="18"/>
-        </w:rPr>
-        <w:t>━━━━━━━━━━━━━━━━━━━━━━━━━━━━━━</w:t>
-      </w:r>
-    </w:p>
-    <w:p>
-      <w:pPr/>
-    </w:p>
-    <w:p>
-      <w:pPr/>
-      <w:r>
-        <w:rPr>
-          <w:rFonts w:ascii="Courier New" w:hAnsi="Courier New"/>
-          <w:sz w:val="18"/>
-        </w:rPr>
-        <w:t>１．乙は、個人情報の保護に関する法律（個人情報保護法）を遵守し、</w:t>
-      </w:r>
-    </w:p>
-    <w:p>
-      <w:pPr/>
-      <w:r>
-        <w:rPr>
-          <w:rFonts w:ascii="Courier New" w:hAnsi="Courier New"/>
-          <w:sz w:val="18"/>
-        </w:rPr>
-        <w:t xml:space="preserve">    本業務を通じて知り得た個人情報を適切に管理するものとする。</w:t>
-      </w:r>
-    </w:p>
-    <w:p>
-      <w:pPr/>
-    </w:p>
-    <w:p>
-      <w:pPr/>
-      <w:r>
-        <w:rPr>
-          <w:rFonts w:ascii="Courier New" w:hAnsi="Courier New"/>
-          <w:sz w:val="18"/>
-        </w:rPr>
-        <w:t>２．乙は、本業務の目的以外のために個人情報を使用してはならない。</w:t>
-      </w:r>
-    </w:p>
-    <w:p>
-      <w:pPr/>
-    </w:p>
-    <w:p>
-      <w:pPr/>
-      <w:r>
-        <w:rPr>
-          <w:rFonts w:ascii="Courier New" w:hAnsi="Courier New"/>
-          <w:sz w:val="18"/>
-        </w:rPr>
-        <w:t>３．乙は、業務終了後または甲の指示があった場合、速やかに</w:t>
-      </w:r>
-    </w:p>
-    <w:p>
-      <w:pPr/>
-      <w:r>
-        <w:rPr>
-          <w:rFonts w:ascii="Courier New" w:hAnsi="Courier New"/>
-          <w:sz w:val="18"/>
-        </w:rPr>
-        <w:t xml:space="preserve">    個人情報を含む資料を甲に返還し、または廃棄するものとする。</w:t>
-      </w:r>
-    </w:p>
-    <w:p>
-      <w:pPr/>
-    </w:p>
-    <w:p>
-      <w:pPr/>
-      <w:r>
-        <w:rPr>
-          <w:rFonts w:ascii="Courier New" w:hAnsi="Courier New"/>
-          <w:sz w:val="18"/>
-        </w:rPr>
-        <w:t>━━━━━━━━━━━━━━━━━━━━━━━━━━━━━━</w:t>
-      </w:r>
-    </w:p>
-    <w:p>
-      <w:pPr/>
-      <w:r>
-        <w:rPr>
-          <w:rFonts w:ascii="Courier New" w:hAnsi="Courier New"/>
-          <w:sz w:val="18"/>
-        </w:rPr>
-        <w:t>第９条（再委託の禁止）</w:t>
-      </w:r>
-    </w:p>
-    <w:p>
-      <w:pPr/>
-      <w:r>
-        <w:rPr>
-          <w:rFonts w:ascii="Courier New" w:hAnsi="Courier New"/>
-          <w:sz w:val="18"/>
-        </w:rPr>
-        <w:t>━━━━━━━━━━━━━━━━━━━━━━━━━━━━━━</w:t>
-      </w:r>
-    </w:p>
-    <w:p>
-      <w:pPr/>
-    </w:p>
-    <w:p>
-      <w:pPr/>
-      <w:r>
-        <w:rPr>
-          <w:rFonts w:ascii="Courier New" w:hAnsi="Courier New"/>
-          <w:sz w:val="18"/>
-        </w:rPr>
-        <w:t>乙は、甲の書面による事前承諾なく、本業務の全部または一部を</w:t>
-      </w:r>
-    </w:p>
-    <w:p>
-      <w:pPr/>
-      <w:r>
-        <w:rPr>
-          <w:rFonts w:ascii="Courier New" w:hAnsi="Courier New"/>
-          <w:sz w:val="18"/>
-        </w:rPr>
-        <w:t>第三者に再委託してはならない。</w:t>
-      </w:r>
-    </w:p>
-    <w:p>
-      <w:pPr/>
-    </w:p>
-    <w:p>
-      <w:pPr/>
-      <w:r>
-        <w:rPr>
-          <w:rFonts w:ascii="Courier New" w:hAnsi="Courier New"/>
-          <w:sz w:val="18"/>
-        </w:rPr>
-        <w:t>━━━━━━━━━━━━━━━━━━━━━━━━━━━━━━</w:t>
-      </w:r>
-    </w:p>
-    <w:p>
-      <w:pPr/>
-      <w:r>
-        <w:rPr>
-          <w:rFonts w:ascii="Courier New" w:hAnsi="Courier New"/>
-          <w:sz w:val="18"/>
-        </w:rPr>
-        <w:t>第10条（契約期間）</w:t>
-      </w:r>
-    </w:p>
-    <w:p>
-      <w:pPr/>
-      <w:r>
-        <w:rPr>
-          <w:rFonts w:ascii="Courier New" w:hAnsi="Courier New"/>
-          <w:sz w:val="18"/>
-        </w:rPr>
-        <w:t>━━━━━━━━━━━━━━━━━━━━━━━━━━━━━━</w:t>
-      </w:r>
-    </w:p>
-    <w:p>
-      <w:pPr/>
-    </w:p>
-    <w:p>
-      <w:pPr/>
-      <w:r>
-        <w:rPr>
-          <w:rFonts w:ascii="Courier New" w:hAnsi="Courier New"/>
-          <w:sz w:val="18"/>
-        </w:rPr>
-        <w:t>１．本契約の有効期間は、令和 [契約開始年] 年 [契約開始月] 月</w:t>
-      </w:r>
-    </w:p>
-    <w:p>
-      <w:pPr/>
-      <w:r>
-        <w:rPr>
-          <w:rFonts w:ascii="Courier New" w:hAnsi="Courier New"/>
-          <w:sz w:val="18"/>
-        </w:rPr>
-        <w:t xml:space="preserve">    [契約開始日] 日から令和 [契約終了年] 年 [契約終了月] 月</w:t>
-      </w:r>
-    </w:p>
-    <w:p>
-      <w:pPr/>
-      <w:r>
-        <w:rPr>
-          <w:rFonts w:ascii="Courier New" w:hAnsi="Courier New"/>
-          <w:sz w:val="18"/>
-        </w:rPr>
-        <w:t xml:space="preserve">    [契約終了日] 日までの [契約期間]（例：1年間）とする。</w:t>
-      </w:r>
-    </w:p>
-    <w:p>
-      <w:pPr/>
-    </w:p>
-    <w:p>
-      <w:pPr/>
-      <w:r>
-        <w:rPr>
-          <w:rFonts w:ascii="Courier New" w:hAnsi="Courier New"/>
-          <w:sz w:val="18"/>
-        </w:rPr>
-        <w:t>２．契約期間満了の [更新通知期間]（例：1ヶ月）前までに、</w:t>
-      </w:r>
-    </w:p>
-    <w:p>
-      <w:pPr/>
-      <w:r>
-        <w:rPr>
-          <w:rFonts w:ascii="Courier New" w:hAnsi="Courier New"/>
-          <w:sz w:val="18"/>
-        </w:rPr>
-        <w:t xml:space="preserve">    甲乙いずれかから書面による終了の申し出がない場合は、</w:t>
-      </w:r>
-    </w:p>
-    <w:p>
-      <w:pPr/>
-      <w:r>
-        <w:rPr>
-          <w:rFonts w:ascii="Courier New" w:hAnsi="Courier New"/>
-          <w:sz w:val="18"/>
-        </w:rPr>
-        <w:t xml:space="preserve">    同一条件で [自動更新期間]（例：1年間）更新されるものとし、</w:t>
-      </w:r>
-    </w:p>
-    <w:p>
-      <w:pPr/>
-      <w:r>
-        <w:rPr>
-          <w:rFonts w:ascii="Courier New" w:hAnsi="Courier New"/>
-          <w:sz w:val="18"/>
-        </w:rPr>
-        <w:t xml:space="preserve">    以後も同様とする。</w:t>
-      </w:r>
-    </w:p>
-    <w:p>
-      <w:pPr/>
-    </w:p>
-    <w:p>
-      <w:pPr/>
-      <w:r>
-        <w:rPr>
-          <w:rFonts w:ascii="Courier New" w:hAnsi="Courier New"/>
-          <w:sz w:val="18"/>
-        </w:rPr>
-        <w:t>━━━━━━━━━━━━━━━━━━━━━━━━━━━━━━</w:t>
-      </w:r>
-    </w:p>
-    <w:p>
-      <w:pPr/>
-      <w:r>
-        <w:rPr>
-          <w:rFonts w:ascii="Courier New" w:hAnsi="Courier New"/>
-          <w:sz w:val="18"/>
-        </w:rPr>
-        <w:t>第11条（契約の解除）</w:t>
-      </w:r>
-    </w:p>
-    <w:p>
-      <w:pPr/>
-      <w:r>
-        <w:rPr>
-          <w:rFonts w:ascii="Courier New" w:hAnsi="Courier New"/>
-          <w:sz w:val="18"/>
-        </w:rPr>
-        <w:t>━━━━━━━━━━━━━━━━━━━━━━━━━━━━━━</w:t>
-      </w:r>
-    </w:p>
-    <w:p>
-      <w:pPr/>
-    </w:p>
-    <w:p>
-      <w:pPr/>
-      <w:r>
-        <w:rPr>
-          <w:rFonts w:ascii="Courier New" w:hAnsi="Courier New"/>
-          <w:sz w:val="18"/>
-        </w:rPr>
-        <w:t>甲または乙は、相手方が次の各号のいずれかに該当する場合、</w:t>
-      </w:r>
-    </w:p>
-    <w:p>
-      <w:pPr/>
-      <w:r>
-        <w:rPr>
-          <w:rFonts w:ascii="Courier New" w:hAnsi="Courier New"/>
-          <w:sz w:val="18"/>
-        </w:rPr>
-        <w:t>書面による通知をもって、直ちに本契約を解除することができる。</w:t>
-      </w:r>
-    </w:p>
-    <w:p>
-      <w:pPr/>
-    </w:p>
-    <w:p>
-      <w:pPr/>
-      <w:r>
-        <w:rPr>
-          <w:rFonts w:ascii="Courier New" w:hAnsi="Courier New"/>
-          <w:sz w:val="18"/>
-        </w:rPr>
-        <w:t xml:space="preserve">  ①  本契約の各条項に重大な違反をし、相当期間を定めた催告後も</w:t>
-      </w:r>
-    </w:p>
-    <w:p>
-      <w:pPr/>
-      <w:r>
-        <w:rPr>
-          <w:rFonts w:ascii="Courier New" w:hAnsi="Courier New"/>
-          <w:sz w:val="18"/>
-        </w:rPr>
-        <w:t xml:space="preserve">      是正されない場合</w:t>
-      </w:r>
-    </w:p>
-    <w:p>
-      <w:pPr/>
-      <w:r>
-        <w:rPr>
-          <w:rFonts w:ascii="Courier New" w:hAnsi="Courier New"/>
-          <w:sz w:val="18"/>
-        </w:rPr>
-        <w:t xml:space="preserve">  ②  支払いを停止し、または支払い不能の状態になった場合</w:t>
-      </w:r>
-    </w:p>
-    <w:p>
-      <w:pPr/>
-      <w:r>
-        <w:rPr>
-          <w:rFonts w:ascii="Courier New" w:hAnsi="Courier New"/>
-          <w:sz w:val="18"/>
-        </w:rPr>
-        <w:t xml:space="preserve">  ③  破産手続・民事再生・会社更生手続の申し立てを受けた場合</w:t>
-      </w:r>
-    </w:p>
-    <w:p>
-      <w:pPr/>
-      <w:r>
-        <w:rPr>
-          <w:rFonts w:ascii="Courier New" w:hAnsi="Courier New"/>
-          <w:sz w:val="18"/>
-        </w:rPr>
-        <w:t xml:space="preserve">  ④  合理的な理由なく業務を履行しない状態が続く場合</w:t>
-      </w:r>
-    </w:p>
-    <w:p>
-      <w:pPr/>
-      <w:r>
-        <w:rPr>
-          <w:rFonts w:ascii="Courier New" w:hAnsi="Courier New"/>
-          <w:sz w:val="18"/>
-        </w:rPr>
-        <w:t xml:space="preserve">  ⑤  甲乙間の信頼関係を著しく損なう行為があった場合</w:t>
-      </w:r>
-    </w:p>
-    <w:p>
-      <w:pPr/>
-    </w:p>
-    <w:p>
-      <w:pPr/>
-      <w:r>
-        <w:rPr>
-          <w:rFonts w:ascii="Courier New" w:hAnsi="Courier New"/>
-          <w:sz w:val="18"/>
-        </w:rPr>
-        <w:t>━━━━━━━━━━━━━━━━━━━━━━━━━━━━━━</w:t>
-      </w:r>
-    </w:p>
-    <w:p>
-      <w:pPr/>
-      <w:r>
-        <w:rPr>
-          <w:rFonts w:ascii="Courier New" w:hAnsi="Courier New"/>
-          <w:sz w:val="18"/>
-        </w:rPr>
-        <w:t>第12条（損害賠償）</w:t>
-      </w:r>
-    </w:p>
-    <w:p>
-      <w:pPr/>
-      <w:r>
-        <w:rPr>
-          <w:rFonts w:ascii="Courier New" w:hAnsi="Courier New"/>
-          <w:sz w:val="18"/>
-        </w:rPr>
-        <w:t>━━━━━━━━━━━━━━━━━━━━━━━━━━━━━━</w:t>
-      </w:r>
-    </w:p>
-    <w:p>
-      <w:pPr/>
-    </w:p>
-    <w:p>
-      <w:pPr/>
-      <w:r>
-        <w:rPr>
-          <w:rFonts w:ascii="Courier New" w:hAnsi="Courier New"/>
-          <w:sz w:val="18"/>
-        </w:rPr>
-        <w:t>乙が本契約の義務に違反し、甲または甲が支援する外国人に損害を</w:t>
-      </w:r>
-    </w:p>
-    <w:p>
-      <w:pPr/>
-      <w:r>
-        <w:rPr>
-          <w:rFonts w:ascii="Courier New" w:hAnsi="Courier New"/>
-          <w:sz w:val="18"/>
-        </w:rPr>
-        <w:t>生じさせた場合、乙はその損害を賠償するものとする。</w:t>
-      </w:r>
-    </w:p>
-    <w:p>
-      <w:pPr/>
-      <w:r>
-        <w:rPr>
-          <w:rFonts w:ascii="Courier New" w:hAnsi="Courier New"/>
-          <w:sz w:val="18"/>
-        </w:rPr>
-        <w:t>ただし、賠償額の上限は当該違反が発生した月の報酬総額の</w:t>
-      </w:r>
-    </w:p>
-    <w:p>
-      <w:pPr/>
-      <w:r>
-        <w:rPr>
-          <w:rFonts w:ascii="Courier New" w:hAnsi="Courier New"/>
-          <w:sz w:val="18"/>
-        </w:rPr>
-        <w:t>[賠償上限倍率]（例：3倍）とする。</w:t>
-      </w:r>
-    </w:p>
-    <w:p>
-      <w:pPr/>
-    </w:p>
-    <w:p>
-      <w:pPr/>
-      <w:r>
-        <w:rPr>
-          <w:rFonts w:ascii="Courier New" w:hAnsi="Courier New"/>
-          <w:sz w:val="18"/>
-        </w:rPr>
-        <w:t>━━━━━━━━━━━━━━━━━━━━━━━━━━━━━━</w:t>
-      </w:r>
-    </w:p>
-    <w:p>
-      <w:pPr/>
-      <w:r>
-        <w:rPr>
-          <w:rFonts w:ascii="Courier New" w:hAnsi="Courier New"/>
-          <w:sz w:val="18"/>
-        </w:rPr>
-        <w:t>第13条（反社会的勢力の排除）</w:t>
-      </w:r>
-    </w:p>
-    <w:p>
-      <w:pPr/>
-      <w:r>
-        <w:rPr>
-          <w:rFonts w:ascii="Courier New" w:hAnsi="Courier New"/>
-          <w:sz w:val="18"/>
-        </w:rPr>
-        <w:t>━━━━━━━━━━━━━━━━━━━━━━━━━━━━━━</w:t>
-      </w:r>
-    </w:p>
-    <w:p>
-      <w:pPr/>
-    </w:p>
-    <w:p>
-      <w:pPr/>
-      <w:r>
-        <w:rPr>
-          <w:rFonts w:ascii="Courier New" w:hAnsi="Courier New"/>
-          <w:sz w:val="18"/>
-        </w:rPr>
-        <w:t>甲および乙は、現在および将来にわたり、自己が暴力団その他の</w:t>
-      </w:r>
-    </w:p>
-    <w:p>
-      <w:pPr/>
-      <w:r>
-        <w:rPr>
-          <w:rFonts w:ascii="Courier New" w:hAnsi="Courier New"/>
-          <w:sz w:val="18"/>
-        </w:rPr>
-        <w:t>反社会的勢力（以下「反社会的勢力」という。）に属さないこと、</w:t>
-      </w:r>
-    </w:p>
-    <w:p>
-      <w:pPr/>
-      <w:r>
-        <w:rPr>
-          <w:rFonts w:ascii="Courier New" w:hAnsi="Courier New"/>
-          <w:sz w:val="18"/>
-        </w:rPr>
-        <w:t>および反社会的勢力に利益を提供しないことを表明・保証する。</w:t>
-      </w:r>
-    </w:p>
-    <w:p>
-      <w:pPr/>
-      <w:r>
-        <w:rPr>
-          <w:rFonts w:ascii="Courier New" w:hAnsi="Courier New"/>
-          <w:sz w:val="18"/>
-        </w:rPr>
-        <w:t>いずれかが本条に違反した場合、相手方は直ちに本契約を解除できる。</w:t>
-      </w:r>
-    </w:p>
-    <w:p>
-      <w:pPr/>
-    </w:p>
-    <w:p>
-      <w:pPr/>
-      <w:r>
-        <w:rPr>
-          <w:rFonts w:ascii="Courier New" w:hAnsi="Courier New"/>
-          <w:sz w:val="18"/>
-        </w:rPr>
-        <w:t>━━━━━━━━━━━━━━━━━━━━━━━━━━━━━━</w:t>
-      </w:r>
-    </w:p>
-    <w:p>
-      <w:pPr/>
-      <w:r>
-        <w:rPr>
-          <w:rFonts w:ascii="Courier New" w:hAnsi="Courier New"/>
-          <w:sz w:val="18"/>
-        </w:rPr>
-        <w:t>第14条（準拠法・管轄裁判所）</w:t>
-      </w:r>
-    </w:p>
-    <w:p>
-      <w:pPr/>
-      <w:r>
-        <w:rPr>
-          <w:rFonts w:ascii="Courier New" w:hAnsi="Courier New"/>
-          <w:sz w:val="18"/>
-        </w:rPr>
-        <w:t>━━━━━━━━━━━━━━━━━━━━━━━━━━━━━━</w:t>
-      </w:r>
-    </w:p>
-    <w:p>
-      <w:pPr/>
-    </w:p>
-    <w:p>
-      <w:pPr/>
-      <w:r>
-        <w:rPr>
-          <w:rFonts w:ascii="Courier New" w:hAnsi="Courier New"/>
-          <w:sz w:val="18"/>
-        </w:rPr>
-        <w:t>本契約は日本法に準拠するものとし、本契約に関する紛争については、</w:t>
-      </w:r>
-    </w:p>
-    <w:p>
-      <w:pPr/>
-      <w:r>
-        <w:rPr>
-          <w:rFonts w:ascii="Courier New" w:hAnsi="Courier New"/>
-          <w:sz w:val="18"/>
-        </w:rPr>
-        <w:t>██ [管轄裁判所]（例：東京地方裁判所）██ を第一審の専属的合意管轄</w:t>
-      </w:r>
-    </w:p>
-    <w:p>
-      <w:pPr/>
-      <w:r>
-        <w:rPr>
-          <w:rFonts w:ascii="Courier New" w:hAnsi="Courier New"/>
-          <w:sz w:val="18"/>
-        </w:rPr>
-        <w:t>裁判所とする。</w:t>
-      </w:r>
-    </w:p>
-    <w:p>
-      <w:pPr/>
-    </w:p>
-    <w:p>
-      <w:pPr/>
-      <w:r>
-        <w:rPr>
-          <w:rFonts w:ascii="Courier New" w:hAnsi="Courier New"/>
-          <w:sz w:val="18"/>
-        </w:rPr>
-        <w:t>━━━━━━━━━━━━━━━━━━━━━━━━━━━━━━</w:t>
-      </w:r>
-    </w:p>
-    <w:p>
-      <w:pPr/>
-      <w:r>
-        <w:rPr>
-          <w:rFonts w:ascii="Courier New" w:hAnsi="Courier New"/>
-          <w:sz w:val="18"/>
-        </w:rPr>
-        <w:t>第15条（協議事項）</w:t>
-      </w:r>
-    </w:p>
-    <w:p>
-      <w:pPr/>
-      <w:r>
-        <w:rPr>
-          <w:rFonts w:ascii="Courier New" w:hAnsi="Courier New"/>
-          <w:sz w:val="18"/>
-        </w:rPr>
-        <w:t>━━━━━━━━━━━━━━━━━━━━━━━━━━━━━━</w:t>
-      </w:r>
-    </w:p>
-    <w:p>
-      <w:pPr/>
-    </w:p>
-    <w:p>
-      <w:pPr/>
-      <w:r>
-        <w:rPr>
-          <w:rFonts w:ascii="Courier New" w:hAnsi="Courier New"/>
-          <w:sz w:val="18"/>
-        </w:rPr>
-        <w:t>本契約に定めのない事項または疑義が生じた場合は、甲乙誠意をもって</w:t>
-      </w:r>
-    </w:p>
-    <w:p>
-      <w:pPr/>
-      <w:r>
-        <w:rPr>
-          <w:rFonts w:ascii="Courier New" w:hAnsi="Courier New"/>
-          <w:sz w:val="18"/>
-        </w:rPr>
-        <w:t>協議のうえ解決するものとする。</w:t>
-      </w:r>
-    </w:p>
-    <w:p>
-      <w:pPr/>
-    </w:p>
-    <w:p>
-      <w:pPr/>
-      <w:r>
-        <w:rPr>
-          <w:rFonts w:ascii="Courier New" w:hAnsi="Courier New"/>
-          <w:sz w:val="18"/>
-        </w:rPr>
-        <w:t>━━━━━━━━━━━━━━━━━━━━━━━━━━━━━━</w:t>
-      </w:r>
-    </w:p>
-    <w:p>
-      <w:pPr/>
-      <w:r>
-        <w:rPr>
-          <w:rFonts w:ascii="Courier New" w:hAnsi="Courier New"/>
-          <w:sz w:val="18"/>
-        </w:rPr>
-        <w:t>【特約事項・覚書】（必要に応じて追記）</w:t>
-      </w:r>
-    </w:p>
-    <w:p>
-      <w:pPr/>
-      <w:r>
-        <w:rPr>
-          <w:rFonts w:ascii="Courier New" w:hAnsi="Courier New"/>
-          <w:sz w:val="18"/>
-        </w:rPr>
-        <w:t>━━━━━━━━━━━━━━━━━━━━━━━━━━━━━━</w:t>
-      </w:r>
-    </w:p>
-    <w:p>
-      <w:pPr/>
-    </w:p>
-    <w:p>
-      <w:pPr/>
-      <w:r>
-        <w:rPr>
-          <w:rFonts w:ascii="Courier New" w:hAnsi="Courier New"/>
-          <w:sz w:val="18"/>
-        </w:rPr>
-        <w:t xml:space="preserve">  [特約事項]</w:t>
-      </w:r>
-    </w:p>
-    <w:p>
-      <w:pPr/>
-      <w:r>
-        <w:rPr>
-          <w:rFonts w:ascii="Courier New" w:hAnsi="Courier New"/>
-          <w:sz w:val="18"/>
-        </w:rPr>
-        <w:t xml:space="preserve">  ※ 特になければ空欄でよい（削除可）</w:t>
-      </w:r>
-    </w:p>
-    <w:p>
-      <w:pPr/>
-    </w:p>
-    <w:p>
-      <w:pPr/>
-      <w:r>
-        <w:rPr>
-          <w:rFonts w:ascii="Courier New" w:hAnsi="Courier New"/>
-          <w:sz w:val="18"/>
-        </w:rPr>
-        <w:t>━━━━━━━━━━━━━━━━━━━━━━━━━━━━━━</w:t>
-      </w:r>
-    </w:p>
-    <w:p>
-      <w:pPr/>
-      <w:r>
-        <w:rPr>
-          <w:rFonts w:ascii="Courier New" w:hAnsi="Courier New"/>
-          <w:sz w:val="18"/>
-        </w:rPr>
-        <w:t>【締結署名欄】</w:t>
-      </w:r>
-    </w:p>
-    <w:p>
-      <w:pPr/>
-      <w:r>
-        <w:rPr>
-          <w:rFonts w:ascii="Courier New" w:hAnsi="Courier New"/>
-          <w:sz w:val="18"/>
-        </w:rPr>
-        <w:t>━━━━━━━━━━━━━━━━━━━━━━━━━━━━━━</w:t>
-      </w:r>
-    </w:p>
-    <w:p>
-      <w:pPr/>
-    </w:p>
-    <w:p>
-      <w:pPr/>
-      <w:r>
-        <w:rPr>
-          <w:rFonts w:ascii="Courier New" w:hAnsi="Courier New"/>
-          <w:sz w:val="18"/>
-        </w:rPr>
-        <w:t>本契約の成立を証するため、本書2通を作成し、甲乙それぞれ署名</w:t>
-      </w:r>
-    </w:p>
-    <w:p>
-      <w:pPr/>
-      <w:r>
-        <w:rPr>
-          <w:rFonts w:ascii="Courier New" w:hAnsi="Courier New"/>
-          <w:sz w:val="18"/>
-        </w:rPr>
-        <w:t>（または記名押印）のうえ1通ずつ保有する。</w:t>
-      </w:r>
-    </w:p>
-    <w:p>
-      <w:pPr/>
-    </w:p>
-    <w:p>
-      <w:pPr/>
-      <w:r>
-        <w:rPr>
-          <w:rFonts w:ascii="Courier New" w:hAnsi="Courier New"/>
-          <w:sz w:val="18"/>
-        </w:rPr>
-        <w:t>締結日：令和 [締結年] 年 [締結月] 月 [締結日] 日</w:t>
-      </w:r>
-    </w:p>
-    <w:p>
-      <w:pPr/>
-    </w:p>
-    <w:p>
-      <w:pPr/>
-      <w:r>
-        <w:rPr>
-          <w:rFonts w:ascii="Courier New" w:hAnsi="Courier New"/>
-          <w:sz w:val="18"/>
-        </w:rPr>
-        <w:t xml:space="preserve">  甲：</w:t>
-      </w:r>
-    </w:p>
-    <w:p>
-      <w:pPr/>
-      <w:r>
-        <w:rPr>
-          <w:rFonts w:ascii="Courier New" w:hAnsi="Courier New"/>
-          <w:sz w:val="18"/>
-        </w:rPr>
-        <w:t xml:space="preserve">    住所   ：██ [自社住所]     ██</w:t>
-      </w:r>
-    </w:p>
-    <w:p>
-      <w:pPr/>
-      <w:r>
-        <w:rPr>
-          <w:rFonts w:ascii="Courier New" w:hAnsi="Courier New"/>
-          <w:sz w:val="18"/>
-        </w:rPr>
-        <w:t xml:space="preserve">    名称   ：██ [自社名称]     ██</w:t>
-      </w:r>
-    </w:p>
-    <w:p>
-      <w:pPr/>
-      <w:r>
-        <w:rPr>
-          <w:rFonts w:ascii="Courier New" w:hAnsi="Courier New"/>
-          <w:sz w:val="18"/>
-        </w:rPr>
-        <w:t xml:space="preserve">    代表者 ：██ [代表者氏名]   ██  印</w:t>
-      </w:r>
-    </w:p>
-    <w:p>
-      <w:pPr/>
-      <w:r>
-        <w:rPr>
-          <w:rFonts w:ascii="Courier New" w:hAnsi="Courier New"/>
-          <w:sz w:val="18"/>
-        </w:rPr>
-        <w:t xml:space="preserve">    登録番号：██ 19登－XXXXXXXX ██</w:t>
-      </w:r>
-    </w:p>
-    <w:p>
-      <w:pPr/>
-    </w:p>
-    <w:p>
-      <w:pPr/>
-      <w:r>
-        <w:rPr>
-          <w:rFonts w:ascii="Courier New" w:hAnsi="Courier New"/>
-          <w:sz w:val="18"/>
-        </w:rPr>
-        <w:t xml:space="preserve">  乙：</w:t>
-      </w:r>
-    </w:p>
-    <w:p>
-      <w:pPr/>
-      <w:r>
-        <w:rPr>
-          <w:rFonts w:ascii="Courier New" w:hAnsi="Courier New"/>
-          <w:sz w:val="18"/>
-        </w:rPr>
-        <w:t xml:space="preserve">    住所   ：[通訳者住所]</w:t>
-      </w:r>
-    </w:p>
-    <w:p>
-      <w:pPr/>
-      <w:r>
-        <w:rPr>
-          <w:rFonts w:ascii="Courier New" w:hAnsi="Courier New"/>
-          <w:sz w:val="18"/>
-        </w:rPr>
-        <w:t xml:space="preserve">    氏名   ：[通訳者氏名・法人名]         印</w:t>
-      </w:r>
-    </w:p>
-    <w:p>
-      <w:pPr/>
-      <w:r>
-        <w:rPr>
-          <w:rFonts w:ascii="Courier New" w:hAnsi="Courier New"/>
-          <w:sz w:val="18"/>
-        </w:rPr>
-        <w:t xml:space="preserve">    連絡先 ：[通訳者連絡先TEL / メール]</w:t>
-      </w:r>
-    </w:p>
-    <w:p>
-      <w:pPr/>
-      <w:r>
-        <w:rPr>
-          <w:rFonts w:ascii="Courier New" w:hAnsi="Courier New"/>
-          <w:sz w:val="18"/>
-        </w:rPr>
-        <w:t xml:space="preserve">    対応言語：[対応言語リスト]</w:t>
-      </w:r>
-    </w:p>
-    <w:p>
-      <w:pPr/>
-    </w:p>
-    <w:p>
-      <w:pPr/>
-      <w:r>
-        <w:rPr>
-          <w:rFonts w:ascii="Courier New" w:hAnsi="Courier New"/>
-          <w:sz w:val="18"/>
-        </w:rPr>
-        <w:t>━━━━━━━━━━━━━━━━━━━━━━━━━━━━━━</w:t>
-      </w:r>
-    </w:p>
-    <w:p>
-      <w:pPr/>
-      <w:r>
-        <w:rPr>
-          <w:rFonts w:ascii="Courier New" w:hAnsi="Courier New"/>
-          <w:sz w:val="18"/>
-        </w:rPr>
-        <w:t>【別紙：業務単価表・対応言語詳細】（本契約と一体をなす）</w:t>
-      </w:r>
-    </w:p>
-    <w:p>
-      <w:pPr/>
-      <w:r>
-        <w:rPr>
-          <w:rFonts w:ascii="Courier New" w:hAnsi="Courier New"/>
-          <w:sz w:val="18"/>
-        </w:rPr>
-        <w:t>━━━━━━━━━━━━━━━━━━━━━━━━━━━━━━</w:t>
-      </w:r>
-    </w:p>
-    <w:p>
-      <w:pPr/>
-    </w:p>
-    <w:p>
-      <w:pPr/>
-      <w:r>
-        <w:rPr>
-          <w:rFonts w:ascii="Courier New" w:hAnsi="Courier New"/>
-          <w:sz w:val="18"/>
-        </w:rPr>
-        <w:t xml:space="preserve">  （第5条の詳細単価・条件を別紙として添付する場合はここに記載）</w:t>
-      </w:r>
-    </w:p>
-    <w:p>
-      <w:pPr/>
-      <w:r>
-        <w:rPr>
-          <w:rFonts w:ascii="Courier New" w:hAnsi="Courier New"/>
-          <w:sz w:val="18"/>
-        </w:rPr>
-        <w:t xml:space="preserve">  [別紙内容]</w:t>
-      </w:r>
-    </w:p>
-    <w:p>
-      <w:pPr/>
-    </w:p>
-    <w:p>
-      <w:pPr/>
-      <w:r>
-        <w:rPr>
-          <w:rFonts w:ascii="Courier New" w:hAnsi="Courier New"/>
-          <w:sz w:val="18"/>
-        </w:rPr>
-        <w:t>━━━━━━━━━━━━━━━━━━━━━━━━━━━━━━</w:t>
+        <w:t>印紙税：継続的業務委託で報酬1万円以上の場合、第7号文書（4,000円）に該当する可能性あり。</w:t>
       </w:r>
     </w:p>
     <w:p/>
     <w:p>
       <w:r>
-        <w:t>────────────────────────────────────────</w:t>
+        <w:rPr>
+          <w:sz w:val="16"/>
+        </w:rPr>
+        <w:t>──────────────────────────────────────────────────</w:t>
       </w:r>
     </w:p>
     <w:p/>
     <w:p>
-      <w:pPr>
-        <w:pStyle w:val="Heading2"/>
-      </w:pPr>
       <w:r>
         <w:rPr>
           <w:b/>
           <w:sz w:val="24"/>
         </w:rPr>
-        <w:t>変数速查表（文件⑤専用・所要時間目安：約3分）</w:t>
+        <w:t>▌契約当事者</w:t>
       </w:r>
     </w:p>
     <w:p/>
@@ -2262,65 +62,35 @@
         <w:tblLook w:firstColumn="1" w:firstRow="1" w:lastColumn="0" w:lastRow="0" w:noHBand="0" w:noVBand="1" w:val="04A0"/>
       </w:tblPr>
       <w:tblGrid>
-        <w:gridCol w:w="2351"/>
-        <w:gridCol w:w="2351"/>
-        <w:gridCol w:w="2351"/>
-        <w:gridCol w:w="2351"/>
+        <w:gridCol w:w="4703"/>
+        <w:gridCol w:w="4703"/>
       </w:tblGrid>
       <w:tr>
         <w:tc>
           <w:tcPr>
-            <w:tcW w:type="dxa" w:w="2351"/>
+            <w:tcW w:type="dxa" w:w="4703"/>
           </w:tcPr>
           <w:p>
             <w:r>
               <w:rPr>
                 <w:b/>
-                <w:sz w:val="18"/>
+                <w:sz w:val="17"/>
               </w:rPr>
-              <w:t>カテゴリ</w:t>
+              <w:t>区分</w:t>
             </w:r>
           </w:p>
         </w:tc>
         <w:tc>
           <w:tcPr>
-            <w:tcW w:type="dxa" w:w="2351"/>
+            <w:tcW w:type="dxa" w:w="4703"/>
           </w:tcPr>
           <w:p>
             <w:r>
               <w:rPr>
                 <w:b/>
-                <w:sz w:val="18"/>
+                <w:sz w:val="17"/>
               </w:rPr>
-              <w:t>変数名</w:t>
-            </w:r>
-          </w:p>
-        </w:tc>
-        <w:tc>
-          <w:tcPr>
-            <w:tcW w:type="dxa" w:w="2351"/>
-          </w:tcPr>
-          <w:p>
-            <w:r>
-              <w:rPr>
-                <w:b/>
-                <w:sz w:val="18"/>
-              </w:rPr>
-              <w:t>記入内容</w:t>
-            </w:r>
-          </w:p>
-        </w:tc>
-        <w:tc>
-          <w:tcPr>
-            <w:tcW w:type="dxa" w:w="2351"/>
-          </w:tcPr>
-          <w:p>
-            <w:r>
-              <w:rPr>
-                <w:b/>
-                <w:sz w:val="18"/>
-              </w:rPr>
-              <w:t>入力例</w:t>
+              <w:t>情報</w:t>
             </w:r>
           </w:p>
         </w:tc>
@@ -2328,53 +98,27 @@
       <w:tr>
         <w:tc>
           <w:tcPr>
-            <w:tcW w:type="dxa" w:w="2351"/>
+            <w:tcW w:type="dxa" w:w="4703"/>
           </w:tcPr>
           <w:p>
             <w:r>
               <w:rPr>
-                <w:sz w:val="18"/>
+                <w:sz w:val="17"/>
               </w:rPr>
-              <w:t>**★契約ごと**</w:t>
+              <w:t>**甲**（委託者）</w:t>
             </w:r>
           </w:p>
         </w:tc>
         <w:tc>
           <w:tcPr>
-            <w:tcW w:type="dxa" w:w="2351"/>
+            <w:tcW w:type="dxa" w:w="4703"/>
           </w:tcPr>
           <w:p>
             <w:r>
               <w:rPr>
-                <w:sz w:val="18"/>
+                <w:sz w:val="17"/>
               </w:rPr>
-              <w:t>`[通訳者氏名・法人名]`</w:t>
-            </w:r>
-          </w:p>
-        </w:tc>
-        <w:tc>
-          <w:tcPr>
-            <w:tcW w:type="dxa" w:w="2351"/>
-          </w:tcPr>
-          <w:p>
-            <w:r>
-              <w:rPr>
-                <w:sz w:val="18"/>
-              </w:rPr>
-              <w:t>通訳者の氏名または法人名</w:t>
-            </w:r>
-          </w:p>
-        </w:tc>
-        <w:tc>
-          <w:tcPr>
-            <w:tcW w:type="dxa" w:w="2351"/>
-          </w:tcPr>
-          <w:p>
-            <w:r>
-              <w:rPr>
-                <w:sz w:val="18"/>
-              </w:rPr>
-              <w:t>グエン・ティ・ラン</w:t>
+              <w:t>[自社名称]　登録番号：19登－XXXXXXXX　代表：[代表者氏名]</w:t>
             </w:r>
           </w:p>
         </w:tc>
@@ -2382,52 +126,27 @@
       <w:tr>
         <w:tc>
           <w:tcPr>
-            <w:tcW w:type="dxa" w:w="2351"/>
+            <w:tcW w:type="dxa" w:w="4703"/>
           </w:tcPr>
           <w:p>
             <w:r>
               <w:rPr>
-                <w:sz w:val="18"/>
+                <w:sz w:val="17"/>
               </w:rPr>
+              <w:t>**乙**（受託者）</w:t>
             </w:r>
           </w:p>
         </w:tc>
         <w:tc>
           <w:tcPr>
-            <w:tcW w:type="dxa" w:w="2351"/>
+            <w:tcW w:type="dxa" w:w="4703"/>
           </w:tcPr>
           <w:p>
             <w:r>
               <w:rPr>
-                <w:sz w:val="18"/>
+                <w:sz w:val="17"/>
               </w:rPr>
-              <w:t>`[対応言語リスト]`</w:t>
-            </w:r>
-          </w:p>
-        </w:tc>
-        <w:tc>
-          <w:tcPr>
-            <w:tcW w:type="dxa" w:w="2351"/>
-          </w:tcPr>
-          <w:p>
-            <w:r>
-              <w:rPr>
-                <w:sz w:val="18"/>
-              </w:rPr>
-              <w:t>対応可能言語</w:t>
-            </w:r>
-          </w:p>
-        </w:tc>
-        <w:tc>
-          <w:tcPr>
-            <w:tcW w:type="dxa" w:w="2351"/>
-          </w:tcPr>
-          <w:p>
-            <w:r>
-              <w:rPr>
-                <w:sz w:val="18"/>
-              </w:rPr>
-              <w:t>ベトナム語・英語</w:t>
+              <w:t>**[通訳者氏名・法人名]**　住所：**[通訳者住所]**　TEL：**[通訳者TEL]**</w:t>
             </w:r>
           </w:p>
         </w:tc>
@@ -2435,52 +154,132 @@
       <w:tr>
         <w:tc>
           <w:tcPr>
-            <w:tcW w:type="dxa" w:w="2351"/>
+            <w:tcW w:type="dxa" w:w="4703"/>
           </w:tcPr>
           <w:p>
             <w:r>
               <w:rPr>
-                <w:sz w:val="18"/>
+                <w:sz w:val="17"/>
               </w:rPr>
+              <w:t>締結日</w:t>
             </w:r>
           </w:p>
         </w:tc>
         <w:tc>
           <w:tcPr>
-            <w:tcW w:type="dxa" w:w="2351"/>
+            <w:tcW w:type="dxa" w:w="4703"/>
           </w:tcPr>
           <w:p>
             <w:r>
               <w:rPr>
-                <w:sz w:val="18"/>
+                <w:sz w:val="17"/>
               </w:rPr>
-              <w:t>`[緊急対応可能時間]`</w:t>
+              <w:t>令和 **[締結年]** 年 **[締結月]** 月 **[締結日]** 日</w:t>
+            </w:r>
+          </w:p>
+        </w:tc>
+      </w:tr>
+    </w:tbl>
+    <w:p/>
+    <w:p/>
+    <w:p>
+      <w:r>
+        <w:rPr>
+          <w:sz w:val="16"/>
+        </w:rPr>
+        <w:t>──────────────────────────────────────────────────</w:t>
+      </w:r>
+    </w:p>
+    <w:p/>
+    <w:p>
+      <w:r>
+        <w:rPr>
+          <w:b/>
+          <w:sz w:val="24"/>
+        </w:rPr>
+        <w:t>▌第１条　目的</w:t>
+      </w:r>
+    </w:p>
+    <w:p/>
+    <w:p>
+      <w:r>
+        <w:rPr>
+          <w:sz w:val="19"/>
+        </w:rPr>
+        <w:t>甲（登録支援機関）は、１号特定技能外国人支援業務に必要な通訳・翻訳業務を乙に委託する。乙はこれを受託する。</w:t>
+      </w:r>
+    </w:p>
+    <w:p/>
+    <w:p>
+      <w:r>
+        <w:rPr>
+          <w:sz w:val="16"/>
+        </w:rPr>
+        <w:t>──────────────────────────────────────────────────</w:t>
+      </w:r>
+    </w:p>
+    <w:p/>
+    <w:p>
+      <w:r>
+        <w:rPr>
+          <w:b/>
+          <w:sz w:val="24"/>
+        </w:rPr>
+        <w:t>▌第２条　対応言語</w:t>
+      </w:r>
+    </w:p>
+    <w:p/>
+    <w:tbl>
+      <w:tblPr>
+        <w:tblStyle w:val="TableGrid"/>
+        <w:tblW w:type="auto" w:w="0"/>
+        <w:tblLook w:firstColumn="1" w:firstRow="1" w:lastColumn="0" w:lastRow="0" w:noHBand="0" w:noVBand="1" w:val="04A0"/>
+      </w:tblPr>
+      <w:tblGrid>
+        <w:gridCol w:w="3135"/>
+        <w:gridCol w:w="3135"/>
+        <w:gridCol w:w="3135"/>
+      </w:tblGrid>
+      <w:tr>
+        <w:tc>
+          <w:tcPr>
+            <w:tcW w:type="dxa" w:w="3135"/>
+          </w:tcPr>
+          <w:p>
+            <w:r>
+              <w:rPr>
+                <w:b/>
+                <w:sz w:val="17"/>
+              </w:rPr>
+              <w:t>No</w:t>
             </w:r>
           </w:p>
         </w:tc>
         <w:tc>
           <w:tcPr>
-            <w:tcW w:type="dxa" w:w="2351"/>
+            <w:tcW w:type="dxa" w:w="3135"/>
           </w:tcPr>
           <w:p>
             <w:r>
               <w:rPr>
-                <w:sz w:val="18"/>
+                <w:b/>
+                <w:sz w:val="17"/>
               </w:rPr>
-              <w:t>緊急対応の受付時間</w:t>
+              <w:t>対応言語</w:t>
             </w:r>
           </w:p>
         </w:tc>
         <w:tc>
           <w:tcPr>
-            <w:tcW w:type="dxa" w:w="2351"/>
+            <w:tcW w:type="dxa" w:w="3135"/>
           </w:tcPr>
           <w:p>
             <w:r>
               <w:rPr>
-                <w:sz w:val="18"/>
+                <w:b/>
+                <w:sz w:val="17"/>
               </w:rPr>
-              <w:t>平日9:00〜18:00</w:t>
+              <w:t>方向</w:t>
             </w:r>
           </w:p>
         </w:tc>
@@ -2488,52 +287,40 @@
       <w:tr>
         <w:tc>
           <w:tcPr>
-            <w:tcW w:type="dxa" w:w="2351"/>
+            <w:tcW w:type="dxa" w:w="3135"/>
           </w:tcPr>
           <w:p>
             <w:r>
               <w:rPr>
-                <w:sz w:val="18"/>
+                <w:sz w:val="17"/>
               </w:rPr>
+              <w:t>1</w:t>
             </w:r>
           </w:p>
         </w:tc>
         <w:tc>
           <w:tcPr>
-            <w:tcW w:type="dxa" w:w="2351"/>
+            <w:tcW w:type="dxa" w:w="3135"/>
           </w:tcPr>
           <w:p>
             <w:r>
               <w:rPr>
-                <w:sz w:val="18"/>
+                <w:sz w:val="17"/>
               </w:rPr>
-              <w:t>`[事前通知日数]`</w:t>
+              <w:t>**[言語_1]**（例：ベトナム語）</w:t>
             </w:r>
           </w:p>
         </w:tc>
         <w:tc>
           <w:tcPr>
-            <w:tcW w:type="dxa" w:w="2351"/>
+            <w:tcW w:type="dxa" w:w="3135"/>
           </w:tcPr>
           <w:p>
             <w:r>
               <w:rPr>
-                <w:sz w:val="18"/>
+                <w:sz w:val="17"/>
               </w:rPr>
-              <w:t>業務依頼の事前通知期間</w:t>
-            </w:r>
-          </w:p>
-        </w:tc>
-        <w:tc>
-          <w:tcPr>
-            <w:tcW w:type="dxa" w:w="2351"/>
-          </w:tcPr>
-          <w:p>
-            <w:r>
-              <w:rPr>
-                <w:sz w:val="18"/>
-              </w:rPr>
-              <w:t>3営業日</w:t>
+              <w:t>日本語⇔**[言語_1]** の双方向</w:t>
             </w:r>
           </w:p>
         </w:tc>
@@ -2541,52 +328,112 @@
       <w:tr>
         <w:tc>
           <w:tcPr>
-            <w:tcW w:type="dxa" w:w="2351"/>
+            <w:tcW w:type="dxa" w:w="3135"/>
           </w:tcPr>
           <w:p>
             <w:r>
               <w:rPr>
-                <w:sz w:val="18"/>
+                <w:sz w:val="17"/>
               </w:rPr>
+              <w:t>2</w:t>
             </w:r>
           </w:p>
         </w:tc>
         <w:tc>
           <w:tcPr>
-            <w:tcW w:type="dxa" w:w="2351"/>
+            <w:tcW w:type="dxa" w:w="3135"/>
           </w:tcPr>
           <w:p>
             <w:r>
               <w:rPr>
-                <w:sz w:val="18"/>
+                <w:sz w:val="17"/>
               </w:rPr>
-              <w:t>`[対面単価]` `[オンライン単価]`</w:t>
+              <w:t>**[言語_2]**（例：英語）</w:t>
             </w:r>
           </w:p>
         </w:tc>
         <w:tc>
           <w:tcPr>
-            <w:tcW w:type="dxa" w:w="2351"/>
+            <w:tcW w:type="dxa" w:w="3135"/>
           </w:tcPr>
           <w:p>
             <w:r>
               <w:rPr>
-                <w:sz w:val="18"/>
+                <w:sz w:val="17"/>
               </w:rPr>
-              <w:t>口頭通訳の単価</w:t>
+              <w:t>日本語⇔**[言語_2]** の双方向</w:t>
+            </w:r>
+          </w:p>
+        </w:tc>
+      </w:tr>
+    </w:tbl>
+    <w:p/>
+    <w:p/>
+    <w:p>
+      <w:r>
+        <w:rPr>
+          <w:sz w:val="16"/>
+        </w:rPr>
+        <w:t>──────────────────────────────────────────────────</w:t>
+      </w:r>
+    </w:p>
+    <w:p/>
+    <w:p>
+      <w:r>
+        <w:rPr>
+          <w:b/>
+          <w:sz w:val="24"/>
+        </w:rPr>
+        <w:t>▌第３条　業務内容チェックリスト</w:t>
+      </w:r>
+    </w:p>
+    <w:p/>
+    <w:p>
+      <w:r>
+        <w:rPr>
+          <w:b/>
+          <w:sz w:val="22"/>
+        </w:rPr>
+        <w:t>口頭通訳業務</w:t>
+      </w:r>
+    </w:p>
+    <w:p/>
+    <w:tbl>
+      <w:tblPr>
+        <w:tblStyle w:val="TableGrid"/>
+        <w:tblW w:type="auto" w:w="0"/>
+        <w:tblLook w:firstColumn="1" w:firstRow="1" w:lastColumn="0" w:lastRow="0" w:noHBand="0" w:noVBand="1" w:val="04A0"/>
+      </w:tblPr>
+      <w:tblGrid>
+        <w:gridCol w:w="4703"/>
+        <w:gridCol w:w="4703"/>
+      </w:tblGrid>
+      <w:tr>
+        <w:tc>
+          <w:tcPr>
+            <w:tcW w:type="dxa" w:w="4703"/>
+          </w:tcPr>
+          <w:p>
+            <w:r>
+              <w:rPr>
+                <w:b/>
+                <w:sz w:val="17"/>
+              </w:rPr>
+              <w:t>業務内容</w:t>
             </w:r>
           </w:p>
         </w:tc>
         <w:tc>
           <w:tcPr>
-            <w:tcW w:type="dxa" w:w="2351"/>
+            <w:tcW w:type="dxa" w:w="4703"/>
           </w:tcPr>
           <w:p>
             <w:r>
               <w:rPr>
-                <w:sz w:val="18"/>
+                <w:b/>
+                <w:sz w:val="17"/>
               </w:rPr>
-              <w:t>¥3,500 / ¥3,000</w:t>
+              <w:t>対象</w:t>
             </w:r>
           </w:p>
         </w:tc>
@@ -2594,52 +441,27 @@
       <w:tr>
         <w:tc>
           <w:tcPr>
-            <w:tcW w:type="dxa" w:w="2351"/>
+            <w:tcW w:type="dxa" w:w="4703"/>
           </w:tcPr>
           <w:p>
             <w:r>
               <w:rPr>
-                <w:sz w:val="18"/>
+                <w:sz w:val="17"/>
               </w:rPr>
+              <w:t>□ 事前ガイダンスの通訳</w:t>
             </w:r>
           </w:p>
         </w:tc>
         <w:tc>
           <w:tcPr>
-            <w:tcW w:type="dxa" w:w="2351"/>
+            <w:tcW w:type="dxa" w:w="4703"/>
           </w:tcPr>
           <w:p>
             <w:r>
               <w:rPr>
-                <w:sz w:val="18"/>
+                <w:sz w:val="17"/>
               </w:rPr>
-              <w:t>`[翻訳単価_A]` `[翻訳単価_B]`</w:t>
-            </w:r>
-          </w:p>
-        </w:tc>
-        <w:tc>
-          <w:tcPr>
-            <w:tcW w:type="dxa" w:w="2351"/>
-          </w:tcPr>
-          <w:p>
-            <w:r>
-              <w:rPr>
-                <w:sz w:val="18"/>
-              </w:rPr>
-              <w:t>翻訳の単価</w:t>
-            </w:r>
-          </w:p>
-        </w:tc>
-        <w:tc>
-          <w:tcPr>
-            <w:tcW w:type="dxa" w:w="2351"/>
-          </w:tcPr>
-          <w:p>
-            <w:r>
-              <w:rPr>
-                <w:sz w:val="18"/>
-              </w:rPr>
-              <w:t>¥25/字</w:t>
+              <w:t>新規入国外国人</w:t>
             </w:r>
           </w:p>
         </w:tc>
@@ -2647,52 +469,27 @@
       <w:tr>
         <w:tc>
           <w:tcPr>
-            <w:tcW w:type="dxa" w:w="2351"/>
+            <w:tcW w:type="dxa" w:w="4703"/>
           </w:tcPr>
           <w:p>
             <w:r>
               <w:rPr>
-                <w:sz w:val="18"/>
+                <w:sz w:val="17"/>
               </w:rPr>
+              <w:t>□ 生活オリエンテーションの通訳</w:t>
             </w:r>
           </w:p>
         </w:tc>
         <w:tc>
           <w:tcPr>
-            <w:tcW w:type="dxa" w:w="2351"/>
+            <w:tcW w:type="dxa" w:w="4703"/>
           </w:tcPr>
           <w:p>
             <w:r>
               <w:rPr>
-                <w:sz w:val="18"/>
+                <w:sz w:val="17"/>
               </w:rPr>
-              <w:t>`[交通費上限]`</w:t>
-            </w:r>
-          </w:p>
-        </w:tc>
-        <w:tc>
-          <w:tcPr>
-            <w:tcW w:type="dxa" w:w="2351"/>
-          </w:tcPr>
-          <w:p>
-            <w:r>
-              <w:rPr>
-                <w:sz w:val="18"/>
-              </w:rPr>
-              <w:t>交通費の上限額</w:t>
-            </w:r>
-          </w:p>
-        </w:tc>
-        <w:tc>
-          <w:tcPr>
-            <w:tcW w:type="dxa" w:w="2351"/>
-          </w:tcPr>
-          <w:p>
-            <w:r>
-              <w:rPr>
-                <w:sz w:val="18"/>
-              </w:rPr>
-              <w:t>5,000</w:t>
+              <w:t>新規入国外国人</w:t>
             </w:r>
           </w:p>
         </w:tc>
@@ -2700,52 +497,27 @@
       <w:tr>
         <w:tc>
           <w:tcPr>
-            <w:tcW w:type="dxa" w:w="2351"/>
+            <w:tcW w:type="dxa" w:w="4703"/>
           </w:tcPr>
           <w:p>
             <w:r>
               <w:rPr>
-                <w:sz w:val="18"/>
+                <w:sz w:val="17"/>
               </w:rPr>
+              <w:t>□ 定期面談（様式第４－３・４号）の通訳</w:t>
             </w:r>
           </w:p>
         </w:tc>
         <w:tc>
           <w:tcPr>
-            <w:tcW w:type="dxa" w:w="2351"/>
+            <w:tcW w:type="dxa" w:w="4703"/>
           </w:tcPr>
           <w:p>
             <w:r>
               <w:rPr>
-                <w:sz w:val="18"/>
+                <w:sz w:val="17"/>
               </w:rPr>
-              <w:t>`[支払日]`</w:t>
-            </w:r>
-          </w:p>
-        </w:tc>
-        <w:tc>
-          <w:tcPr>
-            <w:tcW w:type="dxa" w:w="2351"/>
-          </w:tcPr>
-          <w:p>
-            <w:r>
-              <w:rPr>
-                <w:sz w:val="18"/>
-              </w:rPr>
-              <w:t>報酬支払日</w:t>
-            </w:r>
-          </w:p>
-        </w:tc>
-        <w:tc>
-          <w:tcPr>
-            <w:tcW w:type="dxa" w:w="2351"/>
-          </w:tcPr>
-          <w:p>
-            <w:r>
-              <w:rPr>
-                <w:sz w:val="18"/>
-              </w:rPr>
-              <w:t>翌月末日</w:t>
+              <w:t>全対象者</w:t>
             </w:r>
           </w:p>
         </w:tc>
@@ -2753,52 +525,27 @@
       <w:tr>
         <w:tc>
           <w:tcPr>
-            <w:tcW w:type="dxa" w:w="2351"/>
+            <w:tcW w:type="dxa" w:w="4703"/>
           </w:tcPr>
           <w:p>
             <w:r>
               <w:rPr>
-                <w:sz w:val="18"/>
+                <w:sz w:val="17"/>
               </w:rPr>
+              <w:t>□ 相談・苦情対応の通訳</w:t>
             </w:r>
           </w:p>
         </w:tc>
         <w:tc>
           <w:tcPr>
-            <w:tcW w:type="dxa" w:w="2351"/>
+            <w:tcW w:type="dxa" w:w="4703"/>
           </w:tcPr>
           <w:p>
             <w:r>
               <w:rPr>
-                <w:sz w:val="18"/>
+                <w:sz w:val="17"/>
               </w:rPr>
-              <w:t>`[金融機関名][口座番号][口座名義]`</w:t>
-            </w:r>
-          </w:p>
-        </w:tc>
-        <w:tc>
-          <w:tcPr>
-            <w:tcW w:type="dxa" w:w="2351"/>
-          </w:tcPr>
-          <w:p>
-            <w:r>
-              <w:rPr>
-                <w:sz w:val="18"/>
-              </w:rPr>
-              <w:t>振込先口座情報</w:t>
-            </w:r>
-          </w:p>
-        </w:tc>
-        <w:tc>
-          <w:tcPr>
-            <w:tcW w:type="dxa" w:w="2351"/>
-          </w:tcPr>
-          <w:p>
-            <w:r>
-              <w:rPr>
-                <w:sz w:val="18"/>
-              </w:rPr>
-              <w:t>─</w:t>
+              <w:t>全対象者</w:t>
             </w:r>
           </w:p>
         </w:tc>
@@ -2806,52 +553,27 @@
       <w:tr>
         <w:tc>
           <w:tcPr>
-            <w:tcW w:type="dxa" w:w="2351"/>
+            <w:tcW w:type="dxa" w:w="4703"/>
           </w:tcPr>
           <w:p>
             <w:r>
               <w:rPr>
-                <w:sz w:val="18"/>
+                <w:sz w:val="17"/>
               </w:rPr>
+              <w:t>□ 公的手続き同行時の通訳（役所・年金・ハローワーク等）</w:t>
             </w:r>
           </w:p>
         </w:tc>
         <w:tc>
           <w:tcPr>
-            <w:tcW w:type="dxa" w:w="2351"/>
+            <w:tcW w:type="dxa" w:w="4703"/>
           </w:tcPr>
           <w:p>
             <w:r>
               <w:rPr>
-                <w:sz w:val="18"/>
+                <w:sz w:val="17"/>
               </w:rPr>
-              <w:t>`[秘密保持期間]`</w:t>
-            </w:r>
-          </w:p>
-        </w:tc>
-        <w:tc>
-          <w:tcPr>
-            <w:tcW w:type="dxa" w:w="2351"/>
-          </w:tcPr>
-          <w:p>
-            <w:r>
-              <w:rPr>
-                <w:sz w:val="18"/>
-              </w:rPr>
-              <w:t>秘密保持義務の存続期間</w:t>
-            </w:r>
-          </w:p>
-        </w:tc>
-        <w:tc>
-          <w:tcPr>
-            <w:tcW w:type="dxa" w:w="2351"/>
-          </w:tcPr>
-          <w:p>
-            <w:r>
-              <w:rPr>
-                <w:sz w:val="18"/>
-              </w:rPr>
-              <w:t>3年間</w:t>
+              <w:t>全対象者</w:t>
             </w:r>
           </w:p>
         </w:tc>
@@ -2859,52 +581,27 @@
       <w:tr>
         <w:tc>
           <w:tcPr>
-            <w:tcW w:type="dxa" w:w="2351"/>
+            <w:tcW w:type="dxa" w:w="4703"/>
           </w:tcPr>
           <w:p>
             <w:r>
               <w:rPr>
-                <w:sz w:val="18"/>
+                <w:sz w:val="17"/>
               </w:rPr>
+              <w:t>□ 受入機関との協議・連絡の通訳</w:t>
             </w:r>
           </w:p>
         </w:tc>
         <w:tc>
           <w:tcPr>
-            <w:tcW w:type="dxa" w:w="2351"/>
+            <w:tcW w:type="dxa" w:w="4703"/>
           </w:tcPr>
           <w:p>
             <w:r>
               <w:rPr>
-                <w:sz w:val="18"/>
+                <w:sz w:val="17"/>
               </w:rPr>
-              <w:t>`[契約開始年〜終了日]`</w:t>
-            </w:r>
-          </w:p>
-        </w:tc>
-        <w:tc>
-          <w:tcPr>
-            <w:tcW w:type="dxa" w:w="2351"/>
-          </w:tcPr>
-          <w:p>
-            <w:r>
-              <w:rPr>
-                <w:sz w:val="18"/>
-              </w:rPr>
-              <w:t>契約有効期間</w:t>
-            </w:r>
-          </w:p>
-        </w:tc>
-        <w:tc>
-          <w:tcPr>
-            <w:tcW w:type="dxa" w:w="2351"/>
-          </w:tcPr>
-          <w:p>
-            <w:r>
-              <w:rPr>
-                <w:sz w:val="18"/>
-              </w:rPr>
-              <w:t>令和7年8月1日〜令和8年7月31日</w:t>
+              <w:t>都度</w:t>
             </w:r>
           </w:p>
         </w:tc>
@@ -2912,52 +609,80 @@
       <w:tr>
         <w:tc>
           <w:tcPr>
-            <w:tcW w:type="dxa" w:w="2351"/>
+            <w:tcW w:type="dxa" w:w="4703"/>
           </w:tcPr>
           <w:p>
             <w:r>
               <w:rPr>
-                <w:sz w:val="18"/>
+                <w:sz w:val="17"/>
               </w:rPr>
+              <w:t>□ 緊急時対応の通訳</w:t>
             </w:r>
           </w:p>
         </w:tc>
         <w:tc>
           <w:tcPr>
-            <w:tcW w:type="dxa" w:w="2351"/>
+            <w:tcW w:type="dxa" w:w="4703"/>
           </w:tcPr>
           <w:p>
             <w:r>
               <w:rPr>
-                <w:sz w:val="18"/>
+                <w:sz w:val="17"/>
               </w:rPr>
-              <w:t>`[更新通知期間]`</w:t>
+              <w:t>都度</w:t>
+            </w:r>
+          </w:p>
+        </w:tc>
+      </w:tr>
+    </w:tbl>
+    <w:p/>
+    <w:p/>
+    <w:p>
+      <w:r>
+        <w:rPr>
+          <w:b/>
+          <w:sz w:val="22"/>
+        </w:rPr>
+        <w:t>文書翻訳業務</w:t>
+      </w:r>
+    </w:p>
+    <w:p/>
+    <w:tbl>
+      <w:tblPr>
+        <w:tblStyle w:val="TableGrid"/>
+        <w:tblW w:type="auto" w:w="0"/>
+        <w:tblLook w:firstColumn="1" w:firstRow="1" w:lastColumn="0" w:lastRow="0" w:noHBand="0" w:noVBand="1" w:val="04A0"/>
+      </w:tblPr>
+      <w:tblGrid>
+        <w:gridCol w:w="4703"/>
+        <w:gridCol w:w="4703"/>
+      </w:tblGrid>
+      <w:tr>
+        <w:tc>
+          <w:tcPr>
+            <w:tcW w:type="dxa" w:w="4703"/>
+          </w:tcPr>
+          <w:p>
+            <w:r>
+              <w:rPr>
+                <w:b/>
+                <w:sz w:val="17"/>
+              </w:rPr>
+              <w:t>業務内容</w:t>
             </w:r>
           </w:p>
         </w:tc>
         <w:tc>
           <w:tcPr>
-            <w:tcW w:type="dxa" w:w="2351"/>
+            <w:tcW w:type="dxa" w:w="4703"/>
           </w:tcPr>
           <w:p>
             <w:r>
               <w:rPr>
-                <w:sz w:val="18"/>
+                <w:b/>
+                <w:sz w:val="17"/>
               </w:rPr>
-              <w:t>自動更新を止める通知期限</w:t>
-            </w:r>
-          </w:p>
-        </w:tc>
-        <w:tc>
-          <w:tcPr>
-            <w:tcW w:type="dxa" w:w="2351"/>
-          </w:tcPr>
-          <w:p>
-            <w:r>
-              <w:rPr>
-                <w:sz w:val="18"/>
-              </w:rPr>
-              <w:t>1ヶ月前</w:t>
+              <w:t>対象言語</w:t>
             </w:r>
           </w:p>
         </w:tc>
@@ -2965,52 +690,27 @@
       <w:tr>
         <w:tc>
           <w:tcPr>
-            <w:tcW w:type="dxa" w:w="2351"/>
+            <w:tcW w:type="dxa" w:w="4703"/>
           </w:tcPr>
           <w:p>
             <w:r>
               <w:rPr>
-                <w:sz w:val="18"/>
+                <w:sz w:val="17"/>
               </w:rPr>
+              <w:t>□ 雇用契約書・就業規則の説明用翻訳文の作成</w:t>
             </w:r>
           </w:p>
         </w:tc>
         <w:tc>
           <w:tcPr>
-            <w:tcW w:type="dxa" w:w="2351"/>
+            <w:tcW w:type="dxa" w:w="4703"/>
           </w:tcPr>
           <w:p>
             <w:r>
               <w:rPr>
-                <w:sz w:val="18"/>
+                <w:sz w:val="17"/>
               </w:rPr>
-              <w:t>`[通訳者住所][通訳者連絡先]`</w:t>
-            </w:r>
-          </w:p>
-        </w:tc>
-        <w:tc>
-          <w:tcPr>
-            <w:tcW w:type="dxa" w:w="2351"/>
-          </w:tcPr>
-          <w:p>
-            <w:r>
-              <w:rPr>
-                <w:sz w:val="18"/>
-              </w:rPr>
-              <w:t>通訳者の連絡先情報</w:t>
-            </w:r>
-          </w:p>
-        </w:tc>
-        <w:tc>
-          <w:tcPr>
-            <w:tcW w:type="dxa" w:w="2351"/>
-          </w:tcPr>
-          <w:p>
-            <w:r>
-              <w:rPr>
-                <w:sz w:val="18"/>
-              </w:rPr>
-              <w:t>─</w:t>
+              <w:t>**[対象言語]**</w:t>
             </w:r>
           </w:p>
         </w:tc>
@@ -3018,53 +718,27 @@
       <w:tr>
         <w:tc>
           <w:tcPr>
-            <w:tcW w:type="dxa" w:w="2351"/>
+            <w:tcW w:type="dxa" w:w="4703"/>
           </w:tcPr>
           <w:p>
             <w:r>
               <w:rPr>
-                <w:sz w:val="18"/>
+                <w:sz w:val="17"/>
               </w:rPr>
-              <w:t>**██固定██**</w:t>
+              <w:t>□ 支援計画書の多言語版の作成補助</w:t>
             </w:r>
           </w:p>
         </w:tc>
         <w:tc>
           <w:tcPr>
-            <w:tcW w:type="dxa" w:w="2351"/>
+            <w:tcW w:type="dxa" w:w="4703"/>
           </w:tcPr>
           <w:p>
             <w:r>
               <w:rPr>
-                <w:sz w:val="18"/>
+                <w:sz w:val="17"/>
               </w:rPr>
-              <w:t>`[自社名称]` `[自社住所]` `[代表者氏名]`</w:t>
-            </w:r>
-          </w:p>
-        </w:tc>
-        <w:tc>
-          <w:tcPr>
-            <w:tcW w:type="dxa" w:w="2351"/>
-          </w:tcPr>
-          <w:p>
-            <w:r>
-              <w:rPr>
-                <w:sz w:val="18"/>
-              </w:rPr>
-              <w:t>会社マスタより</w:t>
-            </w:r>
-          </w:p>
-        </w:tc>
-        <w:tc>
-          <w:tcPr>
-            <w:tcW w:type="dxa" w:w="2351"/>
-          </w:tcPr>
-          <w:p>
-            <w:r>
-              <w:rPr>
-                <w:sz w:val="18"/>
-              </w:rPr>
-              <w:t>永久固定</w:t>
+              <w:t>**[対象言語]**</w:t>
             </w:r>
           </w:p>
         </w:tc>
@@ -3072,52 +746,27 @@
       <w:tr>
         <w:tc>
           <w:tcPr>
-            <w:tcW w:type="dxa" w:w="2351"/>
+            <w:tcW w:type="dxa" w:w="4703"/>
           </w:tcPr>
           <w:p>
             <w:r>
               <w:rPr>
-                <w:sz w:val="18"/>
+                <w:sz w:val="17"/>
               </w:rPr>
+              <w:t>□ 生活案内資料（緊急連絡先カード・ゴミカレンダー等）の翻訳</w:t>
             </w:r>
           </w:p>
         </w:tc>
         <w:tc>
           <w:tcPr>
-            <w:tcW w:type="dxa" w:w="2351"/>
+            <w:tcW w:type="dxa" w:w="4703"/>
           </w:tcPr>
           <w:p>
             <w:r>
               <w:rPr>
-                <w:sz w:val="18"/>
+                <w:sz w:val="17"/>
               </w:rPr>
-              <w:t>`19登－XXXXXXXX`</w:t>
-            </w:r>
-          </w:p>
-        </w:tc>
-        <w:tc>
-          <w:tcPr>
-            <w:tcW w:type="dxa" w:w="2351"/>
-          </w:tcPr>
-          <w:p>
-            <w:r>
-              <w:rPr>
-                <w:sz w:val="18"/>
-              </w:rPr>
-              <w:t>登録番号</w:t>
-            </w:r>
-          </w:p>
-        </w:tc>
-        <w:tc>
-          <w:tcPr>
-            <w:tcW w:type="dxa" w:w="2351"/>
-          </w:tcPr>
-          <w:p>
-            <w:r>
-              <w:rPr>
-                <w:sz w:val="18"/>
-              </w:rPr>
-              <w:t>永久固定</w:t>
+              <w:t>**[対象言語]**</w:t>
             </w:r>
           </w:p>
         </w:tc>
@@ -3125,75 +774,2226 @@
       <w:tr>
         <w:tc>
           <w:tcPr>
-            <w:tcW w:type="dxa" w:w="2351"/>
+            <w:tcW w:type="dxa" w:w="4703"/>
           </w:tcPr>
           <w:p>
             <w:r>
               <w:rPr>
-                <w:sz w:val="18"/>
+                <w:sz w:val="17"/>
               </w:rPr>
+              <w:t>□ 外国人からの書面相談への返答翻訳</w:t>
             </w:r>
           </w:p>
         </w:tc>
         <w:tc>
           <w:tcPr>
-            <w:tcW w:type="dxa" w:w="2351"/>
+            <w:tcW w:type="dxa" w:w="4703"/>
           </w:tcPr>
           <w:p>
             <w:r>
               <w:rPr>
-                <w:sz w:val="18"/>
+                <w:sz w:val="17"/>
               </w:rPr>
-              <w:t>`[管轄裁判所]`</w:t>
+              <w:t>**[対象言語]**</w:t>
+            </w:r>
+          </w:p>
+        </w:tc>
+      </w:tr>
+      <w:tr>
+        <w:tc>
+          <w:tcPr>
+            <w:tcW w:type="dxa" w:w="4703"/>
+          </w:tcPr>
+          <w:p>
+            <w:r>
+              <w:rPr>
+                <w:sz w:val="17"/>
+              </w:rPr>
+              <w:t>□ 行政書類（各種申請書等）の翻訳補助</w:t>
             </w:r>
           </w:p>
         </w:tc>
         <w:tc>
           <w:tcPr>
-            <w:tcW w:type="dxa" w:w="2351"/>
+            <w:tcW w:type="dxa" w:w="4703"/>
           </w:tcPr>
           <w:p>
             <w:r>
               <w:rPr>
-                <w:sz w:val="18"/>
+                <w:sz w:val="17"/>
               </w:rPr>
-              <w:t>合意管轄裁判所</w:t>
-            </w:r>
-          </w:p>
-        </w:tc>
-        <w:tc>
-          <w:tcPr>
-            <w:tcW w:type="dxa" w:w="2351"/>
-          </w:tcPr>
-          <w:p>
-            <w:r>
-              <w:rPr>
-                <w:sz w:val="18"/>
-              </w:rPr>
-              <w:t>東京地方裁判所</w:t>
+              <w:t>**[対象言語]**</w:t>
             </w:r>
           </w:p>
         </w:tc>
       </w:tr>
     </w:tbl>
     <w:p/>
+    <w:p/>
     <w:p>
       <w:r>
-        <w:t>────────────────────────────────────────</w:t>
+        <w:rPr>
+          <w:sz w:val="16"/>
+        </w:rPr>
+        <w:t>──────────────────────────────────────────────────</w:t>
       </w:r>
     </w:p>
     <w:p/>
     <w:p>
-      <w:pPr/>
       <w:r>
         <w:rPr>
-          <w:i/>
-          <w:color w:val="555555"/>
-          <w:sz w:val="18"/>
+          <w:b/>
+          <w:sz w:val="24"/>
         </w:rPr>
-        <w:t>⚠️ **法的免責事項：** 本書は行政書士・法務実務に基づく草案であり、法的助言を構成するものではありません。契約締結前に、必ず専門の弁護士または行政書士によるレビューを受けることを強く推奨します。特に報酬額・損害賠償条項・秘密保持条項については、個別の状況に応じた調整が必要です。</w:t>
+        <w:t>▌第４条　依頼方法・対応時間</w:t>
       </w:r>
     </w:p>
+    <w:p/>
+    <w:tbl>
+      <w:tblPr>
+        <w:tblStyle w:val="TableGrid"/>
+        <w:tblW w:type="auto" w:w="0"/>
+        <w:tblLook w:firstColumn="1" w:firstRow="1" w:lastColumn="0" w:lastRow="0" w:noHBand="0" w:noVBand="1" w:val="04A0"/>
+      </w:tblPr>
+      <w:tblGrid>
+        <w:gridCol w:w="4703"/>
+        <w:gridCol w:w="4703"/>
+      </w:tblGrid>
+      <w:tr>
+        <w:tc>
+          <w:tcPr>
+            <w:tcW w:type="dxa" w:w="4703"/>
+          </w:tcPr>
+          <w:p>
+            <w:r>
+              <w:rPr>
+                <w:b/>
+                <w:sz w:val="17"/>
+              </w:rPr>
+              <w:t>項目</w:t>
+            </w:r>
+          </w:p>
+        </w:tc>
+        <w:tc>
+          <w:tcPr>
+            <w:tcW w:type="dxa" w:w="4703"/>
+          </w:tcPr>
+          <w:p>
+            <w:r>
+              <w:rPr>
+                <w:b/>
+                <w:sz w:val="17"/>
+              </w:rPr>
+              <w:t>内容</w:t>
+            </w:r>
+          </w:p>
+        </w:tc>
+      </w:tr>
+      <w:tr>
+        <w:tc>
+          <w:tcPr>
+            <w:tcW w:type="dxa" w:w="4703"/>
+          </w:tcPr>
+          <w:p>
+            <w:r>
+              <w:rPr>
+                <w:sz w:val="17"/>
+              </w:rPr>
+              <w:t>通常依頼</w:t>
+            </w:r>
+          </w:p>
+        </w:tc>
+        <w:tc>
+          <w:tcPr>
+            <w:tcW w:type="dxa" w:w="4703"/>
+          </w:tcPr>
+          <w:p>
+            <w:r>
+              <w:rPr>
+                <w:sz w:val="17"/>
+              </w:rPr>
+              <w:t>実施予定日の **[事前通知日数]** 営業日前までにメール・書面で通知</w:t>
+            </w:r>
+          </w:p>
+        </w:tc>
+      </w:tr>
+      <w:tr>
+        <w:tc>
+          <w:tcPr>
+            <w:tcW w:type="dxa" w:w="4703"/>
+          </w:tcPr>
+          <w:p>
+            <w:r>
+              <w:rPr>
+                <w:sz w:val="17"/>
+              </w:rPr>
+              <w:t>緊急依頼</w:t>
+            </w:r>
+          </w:p>
+        </w:tc>
+        <w:tc>
+          <w:tcPr>
+            <w:tcW w:type="dxa" w:w="4703"/>
+          </w:tcPr>
+          <w:p>
+            <w:r>
+              <w:rPr>
+                <w:sz w:val="17"/>
+              </w:rPr>
+              <w:t>電話による依頼可（事後書面確認）</w:t>
+            </w:r>
+          </w:p>
+        </w:tc>
+      </w:tr>
+      <w:tr>
+        <w:tc>
+          <w:tcPr>
+            <w:tcW w:type="dxa" w:w="4703"/>
+          </w:tcPr>
+          <w:p>
+            <w:r>
+              <w:rPr>
+                <w:sz w:val="17"/>
+              </w:rPr>
+              <w:t>乙の返答期限</w:t>
+            </w:r>
+          </w:p>
+        </w:tc>
+        <w:tc>
+          <w:tcPr>
+            <w:tcW w:type="dxa" w:w="4703"/>
+          </w:tcPr>
+          <w:p>
+            <w:r>
+              <w:rPr>
+                <w:sz w:val="17"/>
+              </w:rPr>
+              <w:t>依頼から **[返答期限]** 以内（例：24時間）</w:t>
+            </w:r>
+          </w:p>
+        </w:tc>
+      </w:tr>
+      <w:tr>
+        <w:tc>
+          <w:tcPr>
+            <w:tcW w:type="dxa" w:w="4703"/>
+          </w:tcPr>
+          <w:p>
+            <w:r>
+              <w:rPr>
+                <w:sz w:val="17"/>
+              </w:rPr>
+              <w:t>緊急対応可能時間</w:t>
+            </w:r>
+          </w:p>
+        </w:tc>
+        <w:tc>
+          <w:tcPr>
+            <w:tcW w:type="dxa" w:w="4703"/>
+          </w:tcPr>
+          <w:p>
+            <w:r>
+              <w:rPr>
+                <w:sz w:val="17"/>
+              </w:rPr>
+              <w:t>**[緊急対応可能時間]**（例：平日9:00〜18:00）</w:t>
+            </w:r>
+          </w:p>
+        </w:tc>
+      </w:tr>
+    </w:tbl>
+    <w:p/>
+    <w:p/>
+    <w:p>
+      <w:r>
+        <w:rPr>
+          <w:sz w:val="16"/>
+        </w:rPr>
+        <w:t>──────────────────────────────────────────────────</w:t>
+      </w:r>
+    </w:p>
+    <w:p/>
+    <w:p>
+      <w:r>
+        <w:rPr>
+          <w:b/>
+          <w:sz w:val="24"/>
+        </w:rPr>
+        <w:t>▌第５条　報酬・費用</w:t>
+      </w:r>
+    </w:p>
+    <w:p/>
+    <w:p>
+      <w:r>
+        <w:rPr>
+          <w:b/>
+          <w:sz w:val="22"/>
+        </w:rPr>
+        <w:t>口頭通訳単価</w:t>
+      </w:r>
+    </w:p>
+    <w:p/>
+    <w:tbl>
+      <w:tblPr>
+        <w:tblStyle w:val="TableGrid"/>
+        <w:tblW w:type="auto" w:w="0"/>
+        <w:tblLook w:firstColumn="1" w:firstRow="1" w:lastColumn="0" w:lastRow="0" w:noHBand="0" w:noVBand="1" w:val="04A0"/>
+      </w:tblPr>
+      <w:tblGrid>
+        <w:gridCol w:w="3135"/>
+        <w:gridCol w:w="3135"/>
+        <w:gridCol w:w="3135"/>
+      </w:tblGrid>
+      <w:tr>
+        <w:tc>
+          <w:tcPr>
+            <w:tcW w:type="dxa" w:w="3135"/>
+          </w:tcPr>
+          <w:p>
+            <w:r>
+              <w:rPr>
+                <w:b/>
+                <w:sz w:val="17"/>
+              </w:rPr>
+              <w:t>区分</w:t>
+            </w:r>
+          </w:p>
+        </w:tc>
+        <w:tc>
+          <w:tcPr>
+            <w:tcW w:type="dxa" w:w="3135"/>
+          </w:tcPr>
+          <w:p>
+            <w:r>
+              <w:rPr>
+                <w:b/>
+                <w:sz w:val="17"/>
+              </w:rPr>
+              <w:t>単価</w:t>
+            </w:r>
+          </w:p>
+        </w:tc>
+        <w:tc>
+          <w:tcPr>
+            <w:tcW w:type="dxa" w:w="3135"/>
+          </w:tcPr>
+          <w:p>
+            <w:r>
+              <w:rPr>
+                <w:b/>
+                <w:sz w:val="17"/>
+              </w:rPr>
+              <w:t>最低保証</w:t>
+            </w:r>
+          </w:p>
+        </w:tc>
+      </w:tr>
+      <w:tr>
+        <w:tc>
+          <w:tcPr>
+            <w:tcW w:type="dxa" w:w="3135"/>
+          </w:tcPr>
+          <w:p>
+            <w:r>
+              <w:rPr>
+                <w:sz w:val="17"/>
+              </w:rPr>
+              <w:t>対面通訳</w:t>
+            </w:r>
+          </w:p>
+        </w:tc>
+        <w:tc>
+          <w:tcPr>
+            <w:tcW w:type="dxa" w:w="3135"/>
+          </w:tcPr>
+          <w:p>
+            <w:r>
+              <w:rPr>
+                <w:sz w:val="17"/>
+              </w:rPr>
+              <w:t>**[対面単価]** 円／時間</w:t>
+            </w:r>
+          </w:p>
+        </w:tc>
+        <w:tc>
+          <w:tcPr>
+            <w:tcW w:type="dxa" w:w="3135"/>
+          </w:tcPr>
+          <w:p>
+            <w:r>
+              <w:rPr>
+                <w:sz w:val="17"/>
+              </w:rPr>
+              <w:t>**[最低保証時間]** 時間</w:t>
+            </w:r>
+          </w:p>
+        </w:tc>
+      </w:tr>
+      <w:tr>
+        <w:tc>
+          <w:tcPr>
+            <w:tcW w:type="dxa" w:w="3135"/>
+          </w:tcPr>
+          <w:p>
+            <w:r>
+              <w:rPr>
+                <w:sz w:val="17"/>
+              </w:rPr>
+              <w:t>オンライン通訳</w:t>
+            </w:r>
+          </w:p>
+        </w:tc>
+        <w:tc>
+          <w:tcPr>
+            <w:tcW w:type="dxa" w:w="3135"/>
+          </w:tcPr>
+          <w:p>
+            <w:r>
+              <w:rPr>
+                <w:sz w:val="17"/>
+              </w:rPr>
+              <w:t>**[オンライン単価]** 円／時間</w:t>
+            </w:r>
+          </w:p>
+        </w:tc>
+        <w:tc>
+          <w:tcPr>
+            <w:tcW w:type="dxa" w:w="3135"/>
+          </w:tcPr>
+          <w:p>
+            <w:r>
+              <w:rPr>
+                <w:sz w:val="17"/>
+              </w:rPr>
+              <w:t>**[最低保証時間]** 時間</w:t>
+            </w:r>
+          </w:p>
+        </w:tc>
+      </w:tr>
+      <w:tr>
+        <w:tc>
+          <w:tcPr>
+            <w:tcW w:type="dxa" w:w="3135"/>
+          </w:tcPr>
+          <w:p>
+            <w:r>
+              <w:rPr>
+                <w:sz w:val="17"/>
+              </w:rPr>
+              <w:t>電話通訳</w:t>
+            </w:r>
+          </w:p>
+        </w:tc>
+        <w:tc>
+          <w:tcPr>
+            <w:tcW w:type="dxa" w:w="3135"/>
+          </w:tcPr>
+          <w:p>
+            <w:r>
+              <w:rPr>
+                <w:sz w:val="17"/>
+              </w:rPr>
+              <w:t>**[電話単価]** 円／回</w:t>
+            </w:r>
+          </w:p>
+        </w:tc>
+        <w:tc>
+          <w:tcPr>
+            <w:tcW w:type="dxa" w:w="3135"/>
+          </w:tcPr>
+          <w:p>
+            <w:r>
+              <w:rPr>
+                <w:sz w:val="17"/>
+              </w:rPr>
+              <w:t>**[電話上限分数]** 分まで</w:t>
+            </w:r>
+          </w:p>
+        </w:tc>
+      </w:tr>
+    </w:tbl>
+    <w:p/>
+    <w:p/>
+    <w:p>
+      <w:r>
+        <w:rPr>
+          <w:b/>
+          <w:sz w:val="22"/>
+        </w:rPr>
+        <w:t>文書翻訳単価</w:t>
+      </w:r>
+    </w:p>
+    <w:p/>
+    <w:tbl>
+      <w:tblPr>
+        <w:tblStyle w:val="TableGrid"/>
+        <w:tblW w:type="auto" w:w="0"/>
+        <w:tblLook w:firstColumn="1" w:firstRow="1" w:lastColumn="0" w:lastRow="0" w:noHBand="0" w:noVBand="1" w:val="04A0"/>
+      </w:tblPr>
+      <w:tblGrid>
+        <w:gridCol w:w="4703"/>
+        <w:gridCol w:w="4703"/>
+      </w:tblGrid>
+      <w:tr>
+        <w:tc>
+          <w:tcPr>
+            <w:tcW w:type="dxa" w:w="4703"/>
+          </w:tcPr>
+          <w:p>
+            <w:r>
+              <w:rPr>
+                <w:b/>
+                <w:sz w:val="17"/>
+              </w:rPr>
+              <w:t>区分</w:t>
+            </w:r>
+          </w:p>
+        </w:tc>
+        <w:tc>
+          <w:tcPr>
+            <w:tcW w:type="dxa" w:w="4703"/>
+          </w:tcPr>
+          <w:p>
+            <w:r>
+              <w:rPr>
+                <w:b/>
+                <w:sz w:val="17"/>
+              </w:rPr>
+              <w:t>単価</w:t>
+            </w:r>
+          </w:p>
+        </w:tc>
+      </w:tr>
+      <w:tr>
+        <w:tc>
+          <w:tcPr>
+            <w:tcW w:type="dxa" w:w="4703"/>
+          </w:tcPr>
+          <w:p>
+            <w:r>
+              <w:rPr>
+                <w:sz w:val="17"/>
+              </w:rPr>
+              <w:t>翻訳（日本語→外国語）</w:t>
+            </w:r>
+          </w:p>
+        </w:tc>
+        <w:tc>
+          <w:tcPr>
+            <w:tcW w:type="dxa" w:w="4703"/>
+          </w:tcPr>
+          <w:p>
+            <w:r>
+              <w:rPr>
+                <w:sz w:val="17"/>
+              </w:rPr>
+              <w:t>**[翻訳単価_A]** 円／字（原文日本語文字数基準）</w:t>
+            </w:r>
+          </w:p>
+        </w:tc>
+      </w:tr>
+      <w:tr>
+        <w:tc>
+          <w:tcPr>
+            <w:tcW w:type="dxa" w:w="4703"/>
+          </w:tcPr>
+          <w:p>
+            <w:r>
+              <w:rPr>
+                <w:sz w:val="17"/>
+              </w:rPr>
+              <w:t>翻訳（外国語→日本語）</w:t>
+            </w:r>
+          </w:p>
+        </w:tc>
+        <w:tc>
+          <w:tcPr>
+            <w:tcW w:type="dxa" w:w="4703"/>
+          </w:tcPr>
+          <w:p>
+            <w:r>
+              <w:rPr>
+                <w:sz w:val="17"/>
+              </w:rPr>
+              <w:t>**[翻訳単価_B]** 円／字（原文外国語文字数基準）</w:t>
+            </w:r>
+          </w:p>
+        </w:tc>
+      </w:tr>
+    </w:tbl>
+    <w:p/>
+    <w:p/>
+    <w:p>
+      <w:r>
+        <w:rPr>
+          <w:b/>
+          <w:sz w:val="22"/>
+        </w:rPr>
+        <w:t>支払い条件</w:t>
+      </w:r>
+    </w:p>
+    <w:p/>
+    <w:tbl>
+      <w:tblPr>
+        <w:tblStyle w:val="TableGrid"/>
+        <w:tblW w:type="auto" w:w="0"/>
+        <w:tblLook w:firstColumn="1" w:firstRow="1" w:lastColumn="0" w:lastRow="0" w:noHBand="0" w:noVBand="1" w:val="04A0"/>
+      </w:tblPr>
+      <w:tblGrid>
+        <w:gridCol w:w="4703"/>
+        <w:gridCol w:w="4703"/>
+      </w:tblGrid>
+      <w:tr>
+        <w:tc>
+          <w:tcPr>
+            <w:tcW w:type="dxa" w:w="4703"/>
+          </w:tcPr>
+          <w:p>
+            <w:r>
+              <w:rPr>
+                <w:b/>
+                <w:sz w:val="17"/>
+              </w:rPr>
+              <w:t>項目</w:t>
+            </w:r>
+          </w:p>
+        </w:tc>
+        <w:tc>
+          <w:tcPr>
+            <w:tcW w:type="dxa" w:w="4703"/>
+          </w:tcPr>
+          <w:p>
+            <w:r>
+              <w:rPr>
+                <w:b/>
+                <w:sz w:val="17"/>
+              </w:rPr>
+              <w:t>内容</w:t>
+            </w:r>
+          </w:p>
+        </w:tc>
+      </w:tr>
+      <w:tr>
+        <w:tc>
+          <w:tcPr>
+            <w:tcW w:type="dxa" w:w="4703"/>
+          </w:tcPr>
+          <w:p>
+            <w:r>
+              <w:rPr>
+                <w:sz w:val="17"/>
+              </w:rPr>
+              <w:t>締め日</w:t>
+            </w:r>
+          </w:p>
+        </w:tc>
+        <w:tc>
+          <w:tcPr>
+            <w:tcW w:type="dxa" w:w="4703"/>
+          </w:tcPr>
+          <w:p>
+            <w:r>
+              <w:rPr>
+                <w:sz w:val="17"/>
+              </w:rPr>
+              <w:t>毎月末日</w:t>
+            </w:r>
+          </w:p>
+        </w:tc>
+      </w:tr>
+      <w:tr>
+        <w:tc>
+          <w:tcPr>
+            <w:tcW w:type="dxa" w:w="4703"/>
+          </w:tcPr>
+          <w:p>
+            <w:r>
+              <w:rPr>
+                <w:sz w:val="17"/>
+              </w:rPr>
+              <w:t>支払日</w:t>
+            </w:r>
+          </w:p>
+        </w:tc>
+        <w:tc>
+          <w:tcPr>
+            <w:tcW w:type="dxa" w:w="4703"/>
+          </w:tcPr>
+          <w:p>
+            <w:r>
+              <w:rPr>
+                <w:sz w:val="17"/>
+              </w:rPr>
+              <w:t>翌月 **[支払日]**（例：末日）</w:t>
+            </w:r>
+          </w:p>
+        </w:tc>
+      </w:tr>
+      <w:tr>
+        <w:tc>
+          <w:tcPr>
+            <w:tcW w:type="dxa" w:w="4703"/>
+          </w:tcPr>
+          <w:p>
+            <w:r>
+              <w:rPr>
+                <w:sz w:val="17"/>
+              </w:rPr>
+              <w:t>振込手数料</w:t>
+            </w:r>
+          </w:p>
+        </w:tc>
+        <w:tc>
+          <w:tcPr>
+            <w:tcW w:type="dxa" w:w="4703"/>
+          </w:tcPr>
+          <w:p>
+            <w:r>
+              <w:rPr>
+                <w:sz w:val="17"/>
+              </w:rPr>
+              <w:t>甲負担</w:t>
+            </w:r>
+          </w:p>
+        </w:tc>
+      </w:tr>
+      <w:tr>
+        <w:tc>
+          <w:tcPr>
+            <w:tcW w:type="dxa" w:w="4703"/>
+          </w:tcPr>
+          <w:p>
+            <w:r>
+              <w:rPr>
+                <w:sz w:val="17"/>
+              </w:rPr>
+              <w:t>消費税</w:t>
+            </w:r>
+          </w:p>
+        </w:tc>
+        <w:tc>
+          <w:tcPr>
+            <w:tcW w:type="dxa" w:w="4703"/>
+          </w:tcPr>
+          <w:p>
+            <w:r>
+              <w:rPr>
+                <w:sz w:val="17"/>
+              </w:rPr>
+              <w:t>別途加算</w:t>
+            </w:r>
+          </w:p>
+        </w:tc>
+      </w:tr>
+      <w:tr>
+        <w:tc>
+          <w:tcPr>
+            <w:tcW w:type="dxa" w:w="4703"/>
+          </w:tcPr>
+          <w:p>
+            <w:r>
+              <w:rPr>
+                <w:sz w:val="17"/>
+              </w:rPr>
+              <w:t>交通費（実費）</w:t>
+            </w:r>
+          </w:p>
+        </w:tc>
+        <w:tc>
+          <w:tcPr>
+            <w:tcW w:type="dxa" w:w="4703"/>
+          </w:tcPr>
+          <w:p>
+            <w:r>
+              <w:rPr>
+                <w:sz w:val="17"/>
+              </w:rPr>
+              <w:t>公共交通機関分のみ、上限 **[交通費上限]** 円まで甲負担</w:t>
+            </w:r>
+          </w:p>
+        </w:tc>
+      </w:tr>
+    </w:tbl>
+    <w:p/>
+    <w:p/>
+    <w:p>
+      <w:r>
+        <w:rPr>
+          <w:b/>
+          <w:sz w:val="22"/>
+        </w:rPr>
+        <w:t>振込先口座</w:t>
+      </w:r>
+    </w:p>
+    <w:p/>
+    <w:tbl>
+      <w:tblPr>
+        <w:tblStyle w:val="TableGrid"/>
+        <w:tblW w:type="auto" w:w="0"/>
+        <w:tblLook w:firstColumn="1" w:firstRow="1" w:lastColumn="0" w:lastRow="0" w:noHBand="0" w:noVBand="1" w:val="04A0"/>
+      </w:tblPr>
+      <w:tblGrid>
+        <w:gridCol w:w="4703"/>
+        <w:gridCol w:w="4703"/>
+      </w:tblGrid>
+      <w:tr>
+        <w:tc>
+          <w:tcPr>
+            <w:tcW w:type="dxa" w:w="4703"/>
+          </w:tcPr>
+          <w:p>
+            <w:r>
+              <w:rPr>
+                <w:b/>
+                <w:sz w:val="17"/>
+              </w:rPr>
+              <w:t>項目</w:t>
+            </w:r>
+          </w:p>
+        </w:tc>
+        <w:tc>
+          <w:tcPr>
+            <w:tcW w:type="dxa" w:w="4703"/>
+          </w:tcPr>
+          <w:p>
+            <w:r>
+              <w:rPr>
+                <w:b/>
+                <w:sz w:val="17"/>
+              </w:rPr>
+              <w:t>内容</w:t>
+            </w:r>
+          </w:p>
+        </w:tc>
+      </w:tr>
+      <w:tr>
+        <w:tc>
+          <w:tcPr>
+            <w:tcW w:type="dxa" w:w="4703"/>
+          </w:tcPr>
+          <w:p>
+            <w:r>
+              <w:rPr>
+                <w:sz w:val="17"/>
+              </w:rPr>
+              <w:t>金融機関名</w:t>
+            </w:r>
+          </w:p>
+        </w:tc>
+        <w:tc>
+          <w:tcPr>
+            <w:tcW w:type="dxa" w:w="4703"/>
+          </w:tcPr>
+          <w:p>
+            <w:r>
+              <w:rPr>
+                <w:sz w:val="17"/>
+              </w:rPr>
+              <w:t>**[金融機関名]**</w:t>
+            </w:r>
+          </w:p>
+        </w:tc>
+      </w:tr>
+      <w:tr>
+        <w:tc>
+          <w:tcPr>
+            <w:tcW w:type="dxa" w:w="4703"/>
+          </w:tcPr>
+          <w:p>
+            <w:r>
+              <w:rPr>
+                <w:sz w:val="17"/>
+              </w:rPr>
+              <w:t>口座種別</w:t>
+            </w:r>
+          </w:p>
+        </w:tc>
+        <w:tc>
+          <w:tcPr>
+            <w:tcW w:type="dxa" w:w="4703"/>
+          </w:tcPr>
+          <w:p>
+            <w:r>
+              <w:rPr>
+                <w:sz w:val="17"/>
+              </w:rPr>
+              <w:t>**[口座種別]**</w:t>
+            </w:r>
+          </w:p>
+        </w:tc>
+      </w:tr>
+      <w:tr>
+        <w:tc>
+          <w:tcPr>
+            <w:tcW w:type="dxa" w:w="4703"/>
+          </w:tcPr>
+          <w:p>
+            <w:r>
+              <w:rPr>
+                <w:sz w:val="17"/>
+              </w:rPr>
+              <w:t>口座番号</w:t>
+            </w:r>
+          </w:p>
+        </w:tc>
+        <w:tc>
+          <w:tcPr>
+            <w:tcW w:type="dxa" w:w="4703"/>
+          </w:tcPr>
+          <w:p>
+            <w:r>
+              <w:rPr>
+                <w:sz w:val="17"/>
+              </w:rPr>
+              <w:t>**[口座番号]**</w:t>
+            </w:r>
+          </w:p>
+        </w:tc>
+      </w:tr>
+      <w:tr>
+        <w:tc>
+          <w:tcPr>
+            <w:tcW w:type="dxa" w:w="4703"/>
+          </w:tcPr>
+          <w:p>
+            <w:r>
+              <w:rPr>
+                <w:sz w:val="17"/>
+              </w:rPr>
+              <w:t>口座名義</w:t>
+            </w:r>
+          </w:p>
+        </w:tc>
+        <w:tc>
+          <w:tcPr>
+            <w:tcW w:type="dxa" w:w="4703"/>
+          </w:tcPr>
+          <w:p>
+            <w:r>
+              <w:rPr>
+                <w:sz w:val="17"/>
+              </w:rPr>
+              <w:t>**[口座名義]**</w:t>
+            </w:r>
+          </w:p>
+        </w:tc>
+      </w:tr>
+    </w:tbl>
+    <w:p/>
+    <w:p/>
+    <w:p>
+      <w:r>
+        <w:rPr>
+          <w:sz w:val="16"/>
+        </w:rPr>
+        <w:t>──────────────────────────────────────────────────</w:t>
+      </w:r>
+    </w:p>
+    <w:p/>
+    <w:p>
+      <w:r>
+        <w:rPr>
+          <w:b/>
+          <w:sz w:val="24"/>
+        </w:rPr>
+        <w:t>▌第６条　乙の遵守事項</w:t>
+      </w:r>
+    </w:p>
+    <w:p/>
+    <w:tbl>
+      <w:tblPr>
+        <w:tblStyle w:val="TableGrid"/>
+        <w:tblW w:type="auto" w:w="0"/>
+        <w:tblLook w:firstColumn="1" w:firstRow="1" w:lastColumn="0" w:lastRow="0" w:noHBand="0" w:noVBand="1" w:val="04A0"/>
+      </w:tblPr>
+      <w:tblGrid>
+        <w:gridCol w:w="4703"/>
+        <w:gridCol w:w="4703"/>
+      </w:tblGrid>
+      <w:tr>
+        <w:tc>
+          <w:tcPr>
+            <w:tcW w:type="dxa" w:w="4703"/>
+          </w:tcPr>
+          <w:p>
+            <w:r>
+              <w:rPr>
+                <w:b/>
+                <w:sz w:val="17"/>
+              </w:rPr>
+              <w:t>No</w:t>
+            </w:r>
+          </w:p>
+        </w:tc>
+        <w:tc>
+          <w:tcPr>
+            <w:tcW w:type="dxa" w:w="4703"/>
+          </w:tcPr>
+          <w:p>
+            <w:r>
+              <w:rPr>
+                <w:b/>
+                <w:sz w:val="17"/>
+              </w:rPr>
+              <w:t>遵守事項</w:t>
+            </w:r>
+          </w:p>
+        </w:tc>
+      </w:tr>
+      <w:tr>
+        <w:tc>
+          <w:tcPr>
+            <w:tcW w:type="dxa" w:w="4703"/>
+          </w:tcPr>
+          <w:p>
+            <w:r>
+              <w:rPr>
+                <w:sz w:val="17"/>
+              </w:rPr>
+              <w:t>1</w:t>
+            </w:r>
+          </w:p>
+        </w:tc>
+        <w:tc>
+          <w:tcPr>
+            <w:tcW w:type="dxa" w:w="4703"/>
+          </w:tcPr>
+          <w:p>
+            <w:r>
+              <w:rPr>
+                <w:sz w:val="17"/>
+              </w:rPr>
+              <w:t>□ 出入国管理及び難民認定法その他関係法令を遵守すること</w:t>
+            </w:r>
+          </w:p>
+        </w:tc>
+      </w:tr>
+      <w:tr>
+        <w:tc>
+          <w:tcPr>
+            <w:tcW w:type="dxa" w:w="4703"/>
+          </w:tcPr>
+          <w:p>
+            <w:r>
+              <w:rPr>
+                <w:sz w:val="17"/>
+              </w:rPr>
+              <w:t>2</w:t>
+            </w:r>
+          </w:p>
+        </w:tc>
+        <w:tc>
+          <w:tcPr>
+            <w:tcW w:type="dxa" w:w="4703"/>
+          </w:tcPr>
+          <w:p>
+            <w:r>
+              <w:rPr>
+                <w:sz w:val="17"/>
+              </w:rPr>
+              <w:t>□ 通訳・翻訳の内容を改ざん・省略・意図的に歪曲しないこと</w:t>
+            </w:r>
+          </w:p>
+        </w:tc>
+      </w:tr>
+      <w:tr>
+        <w:tc>
+          <w:tcPr>
+            <w:tcW w:type="dxa" w:w="4703"/>
+          </w:tcPr>
+          <w:p>
+            <w:r>
+              <w:rPr>
+                <w:sz w:val="17"/>
+              </w:rPr>
+              <w:t>3</w:t>
+            </w:r>
+          </w:p>
+        </w:tc>
+        <w:tc>
+          <w:tcPr>
+            <w:tcW w:type="dxa" w:w="4703"/>
+          </w:tcPr>
+          <w:p>
+            <w:r>
+              <w:rPr>
+                <w:sz w:val="17"/>
+              </w:rPr>
+              <w:t>□ 外国人の心情・立場に配慮した中立的な対応を行うこと</w:t>
+            </w:r>
+          </w:p>
+        </w:tc>
+      </w:tr>
+      <w:tr>
+        <w:tc>
+          <w:tcPr>
+            <w:tcW w:type="dxa" w:w="4703"/>
+          </w:tcPr>
+          <w:p>
+            <w:r>
+              <w:rPr>
+                <w:sz w:val="17"/>
+              </w:rPr>
+              <w:t>4</w:t>
+            </w:r>
+          </w:p>
+        </w:tc>
+        <w:tc>
+          <w:tcPr>
+            <w:tcW w:type="dxa" w:w="4703"/>
+          </w:tcPr>
+          <w:p>
+            <w:r>
+              <w:rPr>
+                <w:sz w:val="17"/>
+              </w:rPr>
+              <w:t>□ 甲の指示・方針に従い業務を遂行すること</w:t>
+            </w:r>
+          </w:p>
+        </w:tc>
+      </w:tr>
+      <w:tr>
+        <w:tc>
+          <w:tcPr>
+            <w:tcW w:type="dxa" w:w="4703"/>
+          </w:tcPr>
+          <w:p>
+            <w:r>
+              <w:rPr>
+                <w:sz w:val="17"/>
+              </w:rPr>
+              <w:t>5</w:t>
+            </w:r>
+          </w:p>
+        </w:tc>
+        <w:tc>
+          <w:tcPr>
+            <w:tcW w:type="dxa" w:w="4703"/>
+          </w:tcPr>
+          <w:p>
+            <w:r>
+              <w:rPr>
+                <w:sz w:val="17"/>
+              </w:rPr>
+              <w:t>□ 不明点・困難な事項は速やかに甲に報告すること</w:t>
+            </w:r>
+          </w:p>
+        </w:tc>
+      </w:tr>
+      <w:tr>
+        <w:tc>
+          <w:tcPr>
+            <w:tcW w:type="dxa" w:w="4703"/>
+          </w:tcPr>
+          <w:p>
+            <w:r>
+              <w:rPr>
+                <w:sz w:val="17"/>
+              </w:rPr>
+              <w:t>6</w:t>
+            </w:r>
+          </w:p>
+        </w:tc>
+        <w:tc>
+          <w:tcPr>
+            <w:tcW w:type="dxa" w:w="4703"/>
+          </w:tcPr>
+          <w:p>
+            <w:r>
+              <w:rPr>
+                <w:sz w:val="17"/>
+              </w:rPr>
+              <w:t>□ 業務品質を一定水準以上に保つよう努めること</w:t>
+            </w:r>
+          </w:p>
+        </w:tc>
+      </w:tr>
+    </w:tbl>
+    <w:p/>
+    <w:p/>
+    <w:p>
+      <w:r>
+        <w:rPr>
+          <w:sz w:val="16"/>
+        </w:rPr>
+        <w:t>──────────────────────────────────────────────────</w:t>
+      </w:r>
+    </w:p>
+    <w:p/>
+    <w:p>
+      <w:r>
+        <w:rPr>
+          <w:b/>
+          <w:sz w:val="24"/>
+        </w:rPr>
+        <w:t>▌第７条　秘密保持</w:t>
+      </w:r>
+    </w:p>
+    <w:p/>
+    <w:tbl>
+      <w:tblPr>
+        <w:tblStyle w:val="TableGrid"/>
+        <w:tblW w:type="auto" w:w="0"/>
+        <w:tblLook w:firstColumn="1" w:firstRow="1" w:lastColumn="0" w:lastRow="0" w:noHBand="0" w:noVBand="1" w:val="04A0"/>
+      </w:tblPr>
+      <w:tblGrid>
+        <w:gridCol w:w="4703"/>
+        <w:gridCol w:w="4703"/>
+      </w:tblGrid>
+      <w:tr>
+        <w:tc>
+          <w:tcPr>
+            <w:tcW w:type="dxa" w:w="4703"/>
+          </w:tcPr>
+          <w:p>
+            <w:r>
+              <w:rPr>
+                <w:b/>
+                <w:sz w:val="17"/>
+              </w:rPr>
+              <w:t>項目</w:t>
+            </w:r>
+          </w:p>
+        </w:tc>
+        <w:tc>
+          <w:tcPr>
+            <w:tcW w:type="dxa" w:w="4703"/>
+          </w:tcPr>
+          <w:p>
+            <w:r>
+              <w:rPr>
+                <w:b/>
+                <w:sz w:val="17"/>
+              </w:rPr>
+              <w:t>内容</w:t>
+            </w:r>
+          </w:p>
+        </w:tc>
+      </w:tr>
+      <w:tr>
+        <w:tc>
+          <w:tcPr>
+            <w:tcW w:type="dxa" w:w="4703"/>
+          </w:tcPr>
+          <w:p>
+            <w:r>
+              <w:rPr>
+                <w:sz w:val="17"/>
+              </w:rPr>
+              <w:t>対象情報</w:t>
+            </w:r>
+          </w:p>
+        </w:tc>
+        <w:tc>
+          <w:tcPr>
+            <w:tcW w:type="dxa" w:w="4703"/>
+          </w:tcPr>
+          <w:p>
+            <w:r>
+              <w:rPr>
+                <w:sz w:val="17"/>
+              </w:rPr>
+              <w:t>外国人の個人情報・受入機関の業務情報・甲の営業情報等すべて</w:t>
+            </w:r>
+          </w:p>
+        </w:tc>
+      </w:tr>
+      <w:tr>
+        <w:tc>
+          <w:tcPr>
+            <w:tcW w:type="dxa" w:w="4703"/>
+          </w:tcPr>
+          <w:p>
+            <w:r>
+              <w:rPr>
+                <w:sz w:val="17"/>
+              </w:rPr>
+              <w:t>第三者への開示</w:t>
+            </w:r>
+          </w:p>
+        </w:tc>
+        <w:tc>
+          <w:tcPr>
+            <w:tcW w:type="dxa" w:w="4703"/>
+          </w:tcPr>
+          <w:p>
+            <w:r>
+              <w:rPr>
+                <w:sz w:val="17"/>
+              </w:rPr>
+              <w:t>甲の書面による事前承諾なく禁止</w:t>
+            </w:r>
+          </w:p>
+        </w:tc>
+      </w:tr>
+      <w:tr>
+        <w:tc>
+          <w:tcPr>
+            <w:tcW w:type="dxa" w:w="4703"/>
+          </w:tcPr>
+          <w:p>
+            <w:r>
+              <w:rPr>
+                <w:sz w:val="17"/>
+              </w:rPr>
+              <w:t>存続期間</w:t>
+            </w:r>
+          </w:p>
+        </w:tc>
+        <w:tc>
+          <w:tcPr>
+            <w:tcW w:type="dxa" w:w="4703"/>
+          </w:tcPr>
+          <w:p>
+            <w:r>
+              <w:rPr>
+                <w:sz w:val="17"/>
+              </w:rPr>
+              <w:t>契約終了後 **[秘密保持期間]**（例：3年間）</w:t>
+            </w:r>
+          </w:p>
+        </w:tc>
+      </w:tr>
+      <w:tr>
+        <w:tc>
+          <w:tcPr>
+            <w:tcW w:type="dxa" w:w="4703"/>
+          </w:tcPr>
+          <w:p>
+            <w:r>
+              <w:rPr>
+                <w:sz w:val="17"/>
+              </w:rPr>
+              <w:t>違反時</w:t>
+            </w:r>
+          </w:p>
+        </w:tc>
+        <w:tc>
+          <w:tcPr>
+            <w:tcW w:type="dxa" w:w="4703"/>
+          </w:tcPr>
+          <w:p>
+            <w:r>
+              <w:rPr>
+                <w:sz w:val="17"/>
+              </w:rPr>
+              <w:t>甲が被った損害の賠償責任を負う</w:t>
+            </w:r>
+          </w:p>
+        </w:tc>
+      </w:tr>
+    </w:tbl>
+    <w:p/>
+    <w:p/>
+    <w:p>
+      <w:r>
+        <w:rPr>
+          <w:sz w:val="16"/>
+        </w:rPr>
+        <w:t>──────────────────────────────────────────────────</w:t>
+      </w:r>
+    </w:p>
+    <w:p/>
+    <w:p>
+      <w:r>
+        <w:rPr>
+          <w:b/>
+          <w:sz w:val="24"/>
+        </w:rPr>
+        <w:t>▌第８条　個人情報の取扱い</w:t>
+      </w:r>
+    </w:p>
+    <w:p/>
+    <w:tbl>
+      <w:tblPr>
+        <w:tblStyle w:val="TableGrid"/>
+        <w:tblW w:type="auto" w:w="0"/>
+        <w:tblLook w:firstColumn="1" w:firstRow="1" w:lastColumn="0" w:lastRow="0" w:noHBand="0" w:noVBand="1" w:val="04A0"/>
+      </w:tblPr>
+      <w:tblGrid>
+        <w:gridCol w:w="4703"/>
+        <w:gridCol w:w="4703"/>
+      </w:tblGrid>
+      <w:tr>
+        <w:tc>
+          <w:tcPr>
+            <w:tcW w:type="dxa" w:w="4703"/>
+          </w:tcPr>
+          <w:p>
+            <w:r>
+              <w:rPr>
+                <w:b/>
+                <w:sz w:val="17"/>
+              </w:rPr>
+              <w:t>項目</w:t>
+            </w:r>
+          </w:p>
+        </w:tc>
+        <w:tc>
+          <w:tcPr>
+            <w:tcW w:type="dxa" w:w="4703"/>
+          </w:tcPr>
+          <w:p>
+            <w:r>
+              <w:rPr>
+                <w:b/>
+                <w:sz w:val="17"/>
+              </w:rPr>
+              <w:t>内容</w:t>
+            </w:r>
+          </w:p>
+        </w:tc>
+      </w:tr>
+      <w:tr>
+        <w:tc>
+          <w:tcPr>
+            <w:tcW w:type="dxa" w:w="4703"/>
+          </w:tcPr>
+          <w:p>
+            <w:r>
+              <w:rPr>
+                <w:sz w:val="17"/>
+              </w:rPr>
+              <w:t>準拠法</w:t>
+            </w:r>
+          </w:p>
+        </w:tc>
+        <w:tc>
+          <w:tcPr>
+            <w:tcW w:type="dxa" w:w="4703"/>
+          </w:tcPr>
+          <w:p>
+            <w:r>
+              <w:rPr>
+                <w:sz w:val="17"/>
+              </w:rPr>
+              <w:t>個人情報の保護に関する法律（個人情報保護法）を遵守</w:t>
+            </w:r>
+          </w:p>
+        </w:tc>
+      </w:tr>
+      <w:tr>
+        <w:tc>
+          <w:tcPr>
+            <w:tcW w:type="dxa" w:w="4703"/>
+          </w:tcPr>
+          <w:p>
+            <w:r>
+              <w:rPr>
+                <w:sz w:val="17"/>
+              </w:rPr>
+              <w:t>利用目的</w:t>
+            </w:r>
+          </w:p>
+        </w:tc>
+        <w:tc>
+          <w:tcPr>
+            <w:tcW w:type="dxa" w:w="4703"/>
+          </w:tcPr>
+          <w:p>
+            <w:r>
+              <w:rPr>
+                <w:sz w:val="17"/>
+              </w:rPr>
+              <w:t>本業務の目的のみ。目的外利用禁止</w:t>
+            </w:r>
+          </w:p>
+        </w:tc>
+      </w:tr>
+      <w:tr>
+        <w:tc>
+          <w:tcPr>
+            <w:tcW w:type="dxa" w:w="4703"/>
+          </w:tcPr>
+          <w:p>
+            <w:r>
+              <w:rPr>
+                <w:sz w:val="17"/>
+              </w:rPr>
+              <w:t>終了後の処理</w:t>
+            </w:r>
+          </w:p>
+        </w:tc>
+        <w:tc>
+          <w:tcPr>
+            <w:tcW w:type="dxa" w:w="4703"/>
+          </w:tcPr>
+          <w:p>
+            <w:r>
+              <w:rPr>
+                <w:sz w:val="17"/>
+              </w:rPr>
+              <w:t>契約終了後または甲の指示に従い、速やかに返還または廃棄</w:t>
+            </w:r>
+          </w:p>
+        </w:tc>
+      </w:tr>
+    </w:tbl>
+    <w:p/>
+    <w:p/>
+    <w:p>
+      <w:r>
+        <w:rPr>
+          <w:sz w:val="16"/>
+        </w:rPr>
+        <w:t>──────────────────────────────────────────────────</w:t>
+      </w:r>
+    </w:p>
+    <w:p/>
+    <w:p>
+      <w:r>
+        <w:rPr>
+          <w:b/>
+          <w:sz w:val="24"/>
+        </w:rPr>
+        <w:t>▌第９条〜第13条　その他重要事項</w:t>
+      </w:r>
+    </w:p>
+    <w:p/>
+    <w:tbl>
+      <w:tblPr>
+        <w:tblStyle w:val="TableGrid"/>
+        <w:tblW w:type="auto" w:w="0"/>
+        <w:tblLook w:firstColumn="1" w:firstRow="1" w:lastColumn="0" w:lastRow="0" w:noHBand="0" w:noVBand="1" w:val="04A0"/>
+      </w:tblPr>
+      <w:tblGrid>
+        <w:gridCol w:w="4703"/>
+        <w:gridCol w:w="4703"/>
+      </w:tblGrid>
+      <w:tr>
+        <w:tc>
+          <w:tcPr>
+            <w:tcW w:type="dxa" w:w="4703"/>
+          </w:tcPr>
+          <w:p>
+            <w:r>
+              <w:rPr>
+                <w:b/>
+                <w:sz w:val="17"/>
+              </w:rPr>
+              <w:t>条項</w:t>
+            </w:r>
+          </w:p>
+        </w:tc>
+        <w:tc>
+          <w:tcPr>
+            <w:tcW w:type="dxa" w:w="4703"/>
+          </w:tcPr>
+          <w:p>
+            <w:r>
+              <w:rPr>
+                <w:b/>
+                <w:sz w:val="17"/>
+              </w:rPr>
+              <w:t>内容</w:t>
+            </w:r>
+          </w:p>
+        </w:tc>
+      </w:tr>
+      <w:tr>
+        <w:tc>
+          <w:tcPr>
+            <w:tcW w:type="dxa" w:w="4703"/>
+          </w:tcPr>
+          <w:p>
+            <w:r>
+              <w:rPr>
+                <w:sz w:val="17"/>
+              </w:rPr>
+              <w:t>再委託禁止（第9条）</w:t>
+            </w:r>
+          </w:p>
+        </w:tc>
+        <w:tc>
+          <w:tcPr>
+            <w:tcW w:type="dxa" w:w="4703"/>
+          </w:tcPr>
+          <w:p>
+            <w:r>
+              <w:rPr>
+                <w:sz w:val="17"/>
+              </w:rPr>
+              <w:t>甲の書面による事前承諾なく第三者への再委託禁止</w:t>
+            </w:r>
+          </w:p>
+        </w:tc>
+      </w:tr>
+      <w:tr>
+        <w:tc>
+          <w:tcPr>
+            <w:tcW w:type="dxa" w:w="4703"/>
+          </w:tcPr>
+          <w:p>
+            <w:r>
+              <w:rPr>
+                <w:sz w:val="17"/>
+              </w:rPr>
+              <w:t>契約期間（第10条）</w:t>
+            </w:r>
+          </w:p>
+        </w:tc>
+        <w:tc>
+          <w:tcPr>
+            <w:tcW w:type="dxa" w:w="4703"/>
+          </w:tcPr>
+          <w:p>
+            <w:r>
+              <w:rPr>
+                <w:sz w:val="17"/>
+              </w:rPr>
+              <w:t>令和 **[契約開始年]** 年 **[契約開始月]** 月 **[契約開始日]** 日〜令和 **[契約終了年]** 年 **[契約終了月]** 月 **[契約終了日]** 日</w:t>
+            </w:r>
+          </w:p>
+        </w:tc>
+      </w:tr>
+      <w:tr>
+        <w:tc>
+          <w:tcPr>
+            <w:tcW w:type="dxa" w:w="4703"/>
+          </w:tcPr>
+          <w:p>
+            <w:r>
+              <w:rPr>
+                <w:sz w:val="17"/>
+              </w:rPr>
+              <w:t>自動更新（第10条）</w:t>
+            </w:r>
+          </w:p>
+        </w:tc>
+        <w:tc>
+          <w:tcPr>
+            <w:tcW w:type="dxa" w:w="4703"/>
+          </w:tcPr>
+          <w:p>
+            <w:r>
+              <w:rPr>
+                <w:sz w:val="17"/>
+              </w:rPr>
+              <w:t>満了 **[更新通知期間]** 前までに書面での終了申し出がない場合、**[自動更新期間]** 自動更新</w:t>
+            </w:r>
+          </w:p>
+        </w:tc>
+      </w:tr>
+      <w:tr>
+        <w:tc>
+          <w:tcPr>
+            <w:tcW w:type="dxa" w:w="4703"/>
+          </w:tcPr>
+          <w:p>
+            <w:r>
+              <w:rPr>
+                <w:sz w:val="17"/>
+              </w:rPr>
+              <w:t>損害賠償上限（第12条）</w:t>
+            </w:r>
+          </w:p>
+        </w:tc>
+        <w:tc>
+          <w:tcPr>
+            <w:tcW w:type="dxa" w:w="4703"/>
+          </w:tcPr>
+          <w:p>
+            <w:r>
+              <w:rPr>
+                <w:sz w:val="17"/>
+              </w:rPr>
+              <w:t>違反発生月の報酬総額の **[賠償上限倍率]** 倍</w:t>
+            </w:r>
+          </w:p>
+        </w:tc>
+      </w:tr>
+      <w:tr>
+        <w:tc>
+          <w:tcPr>
+            <w:tcW w:type="dxa" w:w="4703"/>
+          </w:tcPr>
+          <w:p>
+            <w:r>
+              <w:rPr>
+                <w:sz w:val="17"/>
+              </w:rPr>
+              <w:t>反社会的勢力排除（第13条）</w:t>
+            </w:r>
+          </w:p>
+        </w:tc>
+        <w:tc>
+          <w:tcPr>
+            <w:tcW w:type="dxa" w:w="4703"/>
+          </w:tcPr>
+          <w:p>
+            <w:r>
+              <w:rPr>
+                <w:sz w:val="17"/>
+              </w:rPr>
+              <w:t>甲乙双方が反社会的勢力への非該当を表明・保証</w:t>
+            </w:r>
+          </w:p>
+        </w:tc>
+      </w:tr>
+      <w:tr>
+        <w:tc>
+          <w:tcPr>
+            <w:tcW w:type="dxa" w:w="4703"/>
+          </w:tcPr>
+          <w:p>
+            <w:r>
+              <w:rPr>
+                <w:sz w:val="17"/>
+              </w:rPr>
+              <w:t>準拠法・管轄裁判所（第14条）</w:t>
+            </w:r>
+          </w:p>
+        </w:tc>
+        <w:tc>
+          <w:tcPr>
+            <w:tcW w:type="dxa" w:w="4703"/>
+          </w:tcPr>
+          <w:p>
+            <w:r>
+              <w:rPr>
+                <w:sz w:val="17"/>
+              </w:rPr>
+              <w:t>日本法準拠　／　[管轄裁判所]（例：東京地方裁判所）を第一審専属的合意管轄</w:t>
+            </w:r>
+          </w:p>
+        </w:tc>
+      </w:tr>
+    </w:tbl>
+    <w:p/>
+    <w:p/>
+    <w:p>
+      <w:r>
+        <w:rPr>
+          <w:sz w:val="16"/>
+        </w:rPr>
+        <w:t>──────────────────────────────────────────────────</w:t>
+      </w:r>
+    </w:p>
+    <w:p/>
+    <w:p>
+      <w:r>
+        <w:rPr>
+          <w:b/>
+          <w:sz w:val="24"/>
+        </w:rPr>
+        <w:t>▌解除事由（第11条）</w:t>
+      </w:r>
+    </w:p>
+    <w:p/>
+    <w:p>
+      <w:r>
+        <w:rPr>
+          <w:sz w:val="19"/>
+        </w:rPr>
+        <w:t>甲または乙は、相手方が以下に該当する場合、書面通知で即時解除可能：</w:t>
+      </w:r>
+    </w:p>
+    <w:p/>
+    <w:tbl>
+      <w:tblPr>
+        <w:tblStyle w:val="TableGrid"/>
+        <w:tblW w:type="auto" w:w="0"/>
+        <w:tblLook w:firstColumn="1" w:firstRow="1" w:lastColumn="0" w:lastRow="0" w:noHBand="0" w:noVBand="1" w:val="04A0"/>
+      </w:tblPr>
+      <w:tblGrid>
+        <w:gridCol w:w="4703"/>
+        <w:gridCol w:w="4703"/>
+      </w:tblGrid>
+      <w:tr>
+        <w:tc>
+          <w:tcPr>
+            <w:tcW w:type="dxa" w:w="4703"/>
+          </w:tcPr>
+          <w:p>
+            <w:r>
+              <w:rPr>
+                <w:b/>
+                <w:sz w:val="17"/>
+              </w:rPr>
+              <w:t>No</w:t>
+            </w:r>
+          </w:p>
+        </w:tc>
+        <w:tc>
+          <w:tcPr>
+            <w:tcW w:type="dxa" w:w="4703"/>
+          </w:tcPr>
+          <w:p>
+            <w:r>
+              <w:rPr>
+                <w:b/>
+                <w:sz w:val="17"/>
+              </w:rPr>
+              <w:t>解除事由</w:t>
+            </w:r>
+          </w:p>
+        </w:tc>
+      </w:tr>
+      <w:tr>
+        <w:tc>
+          <w:tcPr>
+            <w:tcW w:type="dxa" w:w="4703"/>
+          </w:tcPr>
+          <w:p>
+            <w:r>
+              <w:rPr>
+                <w:sz w:val="17"/>
+              </w:rPr>
+              <w:t>1</w:t>
+            </w:r>
+          </w:p>
+        </w:tc>
+        <w:tc>
+          <w:tcPr>
+            <w:tcW w:type="dxa" w:w="4703"/>
+          </w:tcPr>
+          <w:p>
+            <w:r>
+              <w:rPr>
+                <w:sz w:val="17"/>
+              </w:rPr>
+              <w:t>契約条項への重大な違反があり、催告後も是正されない場合</w:t>
+            </w:r>
+          </w:p>
+        </w:tc>
+      </w:tr>
+      <w:tr>
+        <w:tc>
+          <w:tcPr>
+            <w:tcW w:type="dxa" w:w="4703"/>
+          </w:tcPr>
+          <w:p>
+            <w:r>
+              <w:rPr>
+                <w:sz w:val="17"/>
+              </w:rPr>
+              <w:t>2</w:t>
+            </w:r>
+          </w:p>
+        </w:tc>
+        <w:tc>
+          <w:tcPr>
+            <w:tcW w:type="dxa" w:w="4703"/>
+          </w:tcPr>
+          <w:p>
+            <w:r>
+              <w:rPr>
+                <w:sz w:val="17"/>
+              </w:rPr>
+              <w:t>支払い停止・支払い不能の状態になった場合</w:t>
+            </w:r>
+          </w:p>
+        </w:tc>
+      </w:tr>
+      <w:tr>
+        <w:tc>
+          <w:tcPr>
+            <w:tcW w:type="dxa" w:w="4703"/>
+          </w:tcPr>
+          <w:p>
+            <w:r>
+              <w:rPr>
+                <w:sz w:val="17"/>
+              </w:rPr>
+              <w:t>3</w:t>
+            </w:r>
+          </w:p>
+        </w:tc>
+        <w:tc>
+          <w:tcPr>
+            <w:tcW w:type="dxa" w:w="4703"/>
+          </w:tcPr>
+          <w:p>
+            <w:r>
+              <w:rPr>
+                <w:sz w:val="17"/>
+              </w:rPr>
+              <w:t>破産・民事再生・会社更生手続の申立を受けた場合</w:t>
+            </w:r>
+          </w:p>
+        </w:tc>
+      </w:tr>
+      <w:tr>
+        <w:tc>
+          <w:tcPr>
+            <w:tcW w:type="dxa" w:w="4703"/>
+          </w:tcPr>
+          <w:p>
+            <w:r>
+              <w:rPr>
+                <w:sz w:val="17"/>
+              </w:rPr>
+              <w:t>4</w:t>
+            </w:r>
+          </w:p>
+        </w:tc>
+        <w:tc>
+          <w:tcPr>
+            <w:tcW w:type="dxa" w:w="4703"/>
+          </w:tcPr>
+          <w:p>
+            <w:r>
+              <w:rPr>
+                <w:sz w:val="17"/>
+              </w:rPr>
+              <w:t>合理的な理由なく業務を履行しない状態が継続する場合</w:t>
+            </w:r>
+          </w:p>
+        </w:tc>
+      </w:tr>
+      <w:tr>
+        <w:tc>
+          <w:tcPr>
+            <w:tcW w:type="dxa" w:w="4703"/>
+          </w:tcPr>
+          <w:p>
+            <w:r>
+              <w:rPr>
+                <w:sz w:val="17"/>
+              </w:rPr>
+              <w:t>5</w:t>
+            </w:r>
+          </w:p>
+        </w:tc>
+        <w:tc>
+          <w:tcPr>
+            <w:tcW w:type="dxa" w:w="4703"/>
+          </w:tcPr>
+          <w:p>
+            <w:r>
+              <w:rPr>
+                <w:sz w:val="17"/>
+              </w:rPr>
+              <w:t>甲乙間の信頼関係を著しく損なう行為があった場合</w:t>
+            </w:r>
+          </w:p>
+        </w:tc>
+      </w:tr>
+      <w:tr>
+        <w:tc>
+          <w:tcPr>
+            <w:tcW w:type="dxa" w:w="4703"/>
+          </w:tcPr>
+          <w:p>
+            <w:r>
+              <w:rPr>
+                <w:sz w:val="17"/>
+              </w:rPr>
+              <w:t>6</w:t>
+            </w:r>
+          </w:p>
+        </w:tc>
+        <w:tc>
+          <w:tcPr>
+            <w:tcW w:type="dxa" w:w="4703"/>
+          </w:tcPr>
+          <w:p>
+            <w:r>
+              <w:rPr>
+                <w:sz w:val="17"/>
+              </w:rPr>
+              <w:t>反社会的勢力への該当が判明した場合</w:t>
+            </w:r>
+          </w:p>
+        </w:tc>
+      </w:tr>
+    </w:tbl>
+    <w:p/>
+    <w:p/>
+    <w:p>
+      <w:r>
+        <w:rPr>
+          <w:sz w:val="16"/>
+        </w:rPr>
+        <w:t>──────────────────────────────────────────────────</w:t>
+      </w:r>
+    </w:p>
+    <w:p/>
+    <w:p>
+      <w:r>
+        <w:rPr>
+          <w:b/>
+          <w:sz w:val="24"/>
+        </w:rPr>
+        <w:t>▌署名欄</w:t>
+      </w:r>
+    </w:p>
+    <w:p/>
+    <w:p>
+      <w:r>
+        <w:rPr>
+          <w:sz w:val="19"/>
+        </w:rPr>
+        <w:t>本契約の成立を証するため、本書2通を作成し、甲乙それぞれ署名（または記名押印）のうえ各1通を保有する。</w:t>
+      </w:r>
+    </w:p>
+    <w:p/>
+    <w:tbl>
+      <w:tblPr>
+        <w:tblStyle w:val="TableGrid"/>
+        <w:tblW w:type="auto" w:w="0"/>
+        <w:tblLook w:firstColumn="1" w:firstRow="1" w:lastColumn="0" w:lastRow="0" w:noHBand="0" w:noVBand="1" w:val="04A0"/>
+      </w:tblPr>
+      <w:tblGrid>
+        <w:gridCol w:w="4703"/>
+        <w:gridCol w:w="4703"/>
+      </w:tblGrid>
+      <w:tr>
+        <w:tc>
+          <w:tcPr>
+            <w:tcW w:type="dxa" w:w="4703"/>
+          </w:tcPr>
+          <w:p>
+            <w:r>
+              <w:rPr>
+                <w:b/>
+                <w:sz w:val="17"/>
+              </w:rPr>
+              <w:t>区分</w:t>
+            </w:r>
+          </w:p>
+        </w:tc>
+        <w:tc>
+          <w:tcPr>
+            <w:tcW w:type="dxa" w:w="4703"/>
+          </w:tcPr>
+          <w:p>
+            <w:r>
+              <w:rPr>
+                <w:b/>
+                <w:sz w:val="17"/>
+              </w:rPr>
+              <w:t>情報</w:t>
+            </w:r>
+          </w:p>
+        </w:tc>
+      </w:tr>
+      <w:tr>
+        <w:tc>
+          <w:tcPr>
+            <w:tcW w:type="dxa" w:w="4703"/>
+          </w:tcPr>
+          <w:p>
+            <w:r>
+              <w:rPr>
+                <w:sz w:val="17"/>
+              </w:rPr>
+              <w:t>**甲** 住所</w:t>
+            </w:r>
+          </w:p>
+        </w:tc>
+        <w:tc>
+          <w:tcPr>
+            <w:tcW w:type="dxa" w:w="4703"/>
+          </w:tcPr>
+          <w:p>
+            <w:r>
+              <w:rPr>
+                <w:sz w:val="17"/>
+              </w:rPr>
+              <w:t>[自社住所]</w:t>
+            </w:r>
+          </w:p>
+        </w:tc>
+      </w:tr>
+      <w:tr>
+        <w:tc>
+          <w:tcPr>
+            <w:tcW w:type="dxa" w:w="4703"/>
+          </w:tcPr>
+          <w:p>
+            <w:r>
+              <w:rPr>
+                <w:sz w:val="17"/>
+              </w:rPr>
+              <w:t>**甲** 機関名称</w:t>
+            </w:r>
+          </w:p>
+        </w:tc>
+        <w:tc>
+          <w:tcPr>
+            <w:tcW w:type="dxa" w:w="4703"/>
+          </w:tcPr>
+          <w:p>
+            <w:r>
+              <w:rPr>
+                <w:sz w:val="17"/>
+              </w:rPr>
+              <w:t>[自社名称]</w:t>
+            </w:r>
+          </w:p>
+        </w:tc>
+      </w:tr>
+      <w:tr>
+        <w:tc>
+          <w:tcPr>
+            <w:tcW w:type="dxa" w:w="4703"/>
+          </w:tcPr>
+          <w:p>
+            <w:r>
+              <w:rPr>
+                <w:sz w:val="17"/>
+              </w:rPr>
+              <w:t>**甲** 代表者氏名</w:t>
+            </w:r>
+          </w:p>
+        </w:tc>
+        <w:tc>
+          <w:tcPr>
+            <w:tcW w:type="dxa" w:w="4703"/>
+          </w:tcPr>
+          <w:p>
+            <w:r>
+              <w:rPr>
+                <w:sz w:val="17"/>
+              </w:rPr>
+              <w:t>[代表者氏名]　印</w:t>
+            </w:r>
+          </w:p>
+        </w:tc>
+      </w:tr>
+      <w:tr>
+        <w:tc>
+          <w:tcPr>
+            <w:tcW w:type="dxa" w:w="4703"/>
+          </w:tcPr>
+          <w:p>
+            <w:r>
+              <w:rPr>
+                <w:sz w:val="17"/>
+              </w:rPr>
+              <w:t>**甲** 登録番号</w:t>
+            </w:r>
+          </w:p>
+        </w:tc>
+        <w:tc>
+          <w:tcPr>
+            <w:tcW w:type="dxa" w:w="4703"/>
+          </w:tcPr>
+          <w:p>
+            <w:r>
+              <w:rPr>
+                <w:sz w:val="17"/>
+              </w:rPr>
+              <w:t>19登－XXXXXXXX</w:t>
+            </w:r>
+          </w:p>
+        </w:tc>
+      </w:tr>
+      <w:tr>
+        <w:tc>
+          <w:tcPr>
+            <w:tcW w:type="dxa" w:w="4703"/>
+          </w:tcPr>
+          <w:p>
+            <w:r>
+              <w:rPr>
+                <w:sz w:val="17"/>
+              </w:rPr>
+              <w:t>**乙** 住所</w:t>
+            </w:r>
+          </w:p>
+        </w:tc>
+        <w:tc>
+          <w:tcPr>
+            <w:tcW w:type="dxa" w:w="4703"/>
+          </w:tcPr>
+          <w:p>
+            <w:r>
+              <w:rPr>
+                <w:sz w:val="17"/>
+              </w:rPr>
+              <w:t>**[通訳者住所]**</w:t>
+            </w:r>
+          </w:p>
+        </w:tc>
+      </w:tr>
+      <w:tr>
+        <w:tc>
+          <w:tcPr>
+            <w:tcW w:type="dxa" w:w="4703"/>
+          </w:tcPr>
+          <w:p>
+            <w:r>
+              <w:rPr>
+                <w:sz w:val="17"/>
+              </w:rPr>
+              <w:t>**乙** 氏名・法人名</w:t>
+            </w:r>
+          </w:p>
+        </w:tc>
+        <w:tc>
+          <w:tcPr>
+            <w:tcW w:type="dxa" w:w="4703"/>
+          </w:tcPr>
+          <w:p>
+            <w:r>
+              <w:rPr>
+                <w:sz w:val="17"/>
+              </w:rPr>
+              <w:t>**[通訳者氏名・法人名]**　印</w:t>
+            </w:r>
+          </w:p>
+        </w:tc>
+      </w:tr>
+      <w:tr>
+        <w:tc>
+          <w:tcPr>
+            <w:tcW w:type="dxa" w:w="4703"/>
+          </w:tcPr>
+          <w:p>
+            <w:r>
+              <w:rPr>
+                <w:sz w:val="17"/>
+              </w:rPr>
+              <w:t>**乙** 連絡先</w:t>
+            </w:r>
+          </w:p>
+        </w:tc>
+        <w:tc>
+          <w:tcPr>
+            <w:tcW w:type="dxa" w:w="4703"/>
+          </w:tcPr>
+          <w:p>
+            <w:r>
+              <w:rPr>
+                <w:sz w:val="17"/>
+              </w:rPr>
+              <w:t>**[通訳者TEL]**　／　**[通訳者メール]**</w:t>
+            </w:r>
+          </w:p>
+        </w:tc>
+      </w:tr>
+      <w:tr>
+        <w:tc>
+          <w:tcPr>
+            <w:tcW w:type="dxa" w:w="4703"/>
+          </w:tcPr>
+          <w:p>
+            <w:r>
+              <w:rPr>
+                <w:sz w:val="17"/>
+              </w:rPr>
+              <w:t>**乙** 対応言語</w:t>
+            </w:r>
+          </w:p>
+        </w:tc>
+        <w:tc>
+          <w:tcPr>
+            <w:tcW w:type="dxa" w:w="4703"/>
+          </w:tcPr>
+          <w:p>
+            <w:r>
+              <w:rPr>
+                <w:sz w:val="17"/>
+              </w:rPr>
+              <w:t>**[対応言語リスト]**</w:t>
+            </w:r>
+          </w:p>
+        </w:tc>
+      </w:tr>
+    </w:tbl>
+    <w:p/>
     <w:p/>
     <w:sectPr>
       <w:pgSz w:w="12240" w:h="15840"/>
@@ -3570,7 +3370,7 @@
     <w:rsid w:val="00FC693F"/>
     <w:rPr>
       <w:rFonts w:ascii="MS Gothic" w:hAnsi="MS Gothic"/>
-      <w:sz w:val="20"/>
+      <w:sz w:val="19"/>
     </w:rPr>
   </w:style>
   <w:style w:type="paragraph" w:styleId="Header">
